--- a/docs/reference-forms/output/TAI-FORM-RP-23-blank.docx
+++ b/docs/reference-forms/output/TAI-FORM-RP-23-blank.docx
@@ -51,7 +51,7 @@
                 <w:sz w:val="32"/>
                 <w:szCs w:val="32"/>
               </w:rPr>
-              <w:t xml:space="preserve">계측기 교정 기록부</w:t>
+              <w:t xml:space="preserve">화학폐기물 불출·인계 확인기록</w:t>
             </w:r>
           </w:p>
         </w:tc>
@@ -183,7 +183,7 @@
                 <w:sz w:val="20"/>
                 <w:szCs w:val="20"/>
               </w:rPr>
-              <w:t xml:space="preserve">관리 주기: </w:t>
+              <w:t xml:space="preserve">관리 기간: </w:t>
             </w:r>
           </w:p>
         </w:tc>
@@ -231,7 +231,7 @@
     </w:p>
     <w:tbl>
       <w:tblPr>
-        <w:tblW w:type="dxa" w:w="9636"/>
+        <w:tblW w:type="dxa" w:w="9635"/>
         <w:tblBorders>
           <w:top w:val="single" w:color="auto" w:sz="4"/>
           <w:left w:val="single" w:color="auto" w:sz="4"/>
@@ -244,11 +244,11 @@
       </w:tblPr>
       <w:tblGrid>
         <w:gridCol w:w="566"/>
-        <w:gridCol w:w="3061"/>
+        <w:gridCol w:w="3174"/>
+        <w:gridCol w:w="1360"/>
+        <w:gridCol w:w="1814"/>
         <w:gridCol w:w="1474"/>
-        <w:gridCol w:w="2381"/>
         <w:gridCol w:w="1247"/>
-        <w:gridCol w:w="907"/>
       </w:tblGrid>
       <w:tr>
         <w:trPr>
@@ -291,7 +291,7 @@
         </w:tc>
         <w:tc>
           <w:tcPr>
-            <w:tcW w:type="dxa" w:w="3061"/>
+            <w:tcW w:type="dxa" w:w="3174"/>
             <w:tcBorders>
               <w:top w:val="single" w:color="000000" w:sz="4"/>
               <w:left w:val="single" w:color="000000" w:sz="4"/>
@@ -319,13 +319,13 @@
                 <w:sz w:val="20"/>
                 <w:szCs w:val="20"/>
               </w:rPr>
-              <w:t xml:space="preserve">계측기명/번호</w:t>
-            </w:r>
-          </w:p>
-        </w:tc>
-        <w:tc>
-          <w:tcPr>
-            <w:tcW w:type="dxa" w:w="1474"/>
+              <w:t xml:space="preserve">폐기물품명</w:t>
+            </w:r>
+          </w:p>
+        </w:tc>
+        <w:tc>
+          <w:tcPr>
+            <w:tcW w:type="dxa" w:w="1360"/>
             <w:tcBorders>
               <w:top w:val="single" w:color="000000" w:sz="4"/>
               <w:left w:val="single" w:color="000000" w:sz="4"/>
@@ -353,13 +353,13 @@
                 <w:sz w:val="20"/>
                 <w:szCs w:val="20"/>
               </w:rPr>
-              <w:t xml:space="preserve">교정일</w:t>
-            </w:r>
-          </w:p>
-        </w:tc>
-        <w:tc>
-          <w:tcPr>
-            <w:tcW w:type="dxa" w:w="2381"/>
+              <w:t xml:space="preserve">수량/단위</w:t>
+            </w:r>
+          </w:p>
+        </w:tc>
+        <w:tc>
+          <w:tcPr>
+            <w:tcW w:type="dxa" w:w="1814"/>
             <w:tcBorders>
               <w:top w:val="single" w:color="000000" w:sz="4"/>
               <w:left w:val="single" w:color="000000" w:sz="4"/>
@@ -387,13 +387,13 @@
                 <w:sz w:val="20"/>
                 <w:szCs w:val="20"/>
               </w:rPr>
-              <w:t xml:space="preserve">교정 결과(입력)</w:t>
-            </w:r>
-          </w:p>
-        </w:tc>
-        <w:tc>
-          <w:tcPr>
-            <w:tcW w:type="dxa" w:w="1247"/>
+              <w:t xml:space="preserve">처리 대상(입력)</w:t>
+            </w:r>
+          </w:p>
+        </w:tc>
+        <w:tc>
+          <w:tcPr>
+            <w:tcW w:type="dxa" w:w="1474"/>
             <w:tcBorders>
               <w:top w:val="single" w:color="000000" w:sz="4"/>
               <w:left w:val="single" w:color="000000" w:sz="4"/>
@@ -421,13 +421,13 @@
                 <w:sz w:val="20"/>
                 <w:szCs w:val="20"/>
               </w:rPr>
-              <w:t xml:space="preserve">차기 교정예정일</w:t>
-            </w:r>
-          </w:p>
-        </w:tc>
-        <w:tc>
-          <w:tcPr>
-            <w:tcW w:type="dxa" w:w="907"/>
+              <w:t xml:space="preserve">인계 일시</w:t>
+            </w:r>
+          </w:p>
+        </w:tc>
+        <w:tc>
+          <w:tcPr>
+            <w:tcW w:type="dxa" w:w="1247"/>
             <w:tcBorders>
               <w:top w:val="single" w:color="000000" w:sz="4"/>
               <w:left w:val="single" w:color="000000" w:sz="4"/>
@@ -455,7 +455,7 @@
                 <w:sz w:val="20"/>
                 <w:szCs w:val="20"/>
               </w:rPr>
-              <w:t xml:space="preserve">비고</w:t>
+              <w:t xml:space="preserve">인계 확인(입력)</w:t>
             </w:r>
           </w:p>
         </w:tc>
@@ -498,7 +498,71 @@
         </w:tc>
         <w:tc>
           <w:tcPr>
-            <w:tcW w:type="dxa" w:w="3061"/>
+            <w:tcW w:type="dxa" w:w="3174"/>
+            <w:tcBorders>
+              <w:top w:val="single" w:color="000000" w:sz="4"/>
+              <w:left w:val="single" w:color="000000" w:sz="4"/>
+              <w:bottom w:val="single" w:color="000000" w:sz="4"/>
+              <w:right w:val="single" w:color="000000" w:sz="4"/>
+            </w:tcBorders>
+            <w:shd w:fill="ffffff" w:color="auto" w:val="clear"/>
+            <w:tcMar>
+              <w:top w:type="dxa" w:w="170"/>
+              <w:left w:type="dxa" w:w="170"/>
+              <w:bottom w:type="dxa" w:w="170"/>
+              <w:right w:type="dxa" w:w="170"/>
+            </w:tcMar>
+            <w:vAlign w:val="center"/>
+          </w:tcPr>
+          <w:p>
+            <w:pPr>
+              <w:jc w:val="left"/>
+            </w:pPr>
+            <w:r>
+              <w:rPr>
+                <w:rFonts w:ascii="NanumGothic" w:cs="NanumGothic" w:eastAsia="NanumGothic" w:hAnsi="NanumGothic"/>
+                <w:sz w:val="20"/>
+                <w:szCs w:val="20"/>
+              </w:rPr>
+              <w:t xml:space="preserve"/>
+            </w:r>
+          </w:p>
+        </w:tc>
+        <w:tc>
+          <w:tcPr>
+            <w:tcW w:type="dxa" w:w="1360"/>
+            <w:tcBorders>
+              <w:top w:val="single" w:color="000000" w:sz="4"/>
+              <w:left w:val="single" w:color="000000" w:sz="4"/>
+              <w:bottom w:val="single" w:color="000000" w:sz="4"/>
+              <w:right w:val="single" w:color="000000" w:sz="4"/>
+            </w:tcBorders>
+            <w:shd w:fill="ffffff" w:color="auto" w:val="clear"/>
+            <w:tcMar>
+              <w:top w:type="dxa" w:w="170"/>
+              <w:left w:type="dxa" w:w="170"/>
+              <w:bottom w:type="dxa" w:w="170"/>
+              <w:right w:type="dxa" w:w="170"/>
+            </w:tcMar>
+            <w:vAlign w:val="center"/>
+          </w:tcPr>
+          <w:p>
+            <w:pPr>
+              <w:jc w:val="left"/>
+            </w:pPr>
+            <w:r>
+              <w:rPr>
+                <w:rFonts w:ascii="NanumGothic" w:cs="NanumGothic" w:eastAsia="NanumGothic" w:hAnsi="NanumGothic"/>
+                <w:sz w:val="20"/>
+                <w:szCs w:val="20"/>
+              </w:rPr>
+              <w:t xml:space="preserve"/>
+            </w:r>
+          </w:p>
+        </w:tc>
+        <w:tc>
+          <w:tcPr>
+            <w:tcW w:type="dxa" w:w="1814"/>
             <w:tcBorders>
               <w:top w:val="single" w:color="000000" w:sz="4"/>
               <w:left w:val="single" w:color="000000" w:sz="4"/>
@@ -562,71 +626,7 @@
         </w:tc>
         <w:tc>
           <w:tcPr>
-            <w:tcW w:type="dxa" w:w="2381"/>
-            <w:tcBorders>
-              <w:top w:val="single" w:color="000000" w:sz="4"/>
-              <w:left w:val="single" w:color="000000" w:sz="4"/>
-              <w:bottom w:val="single" w:color="000000" w:sz="4"/>
-              <w:right w:val="single" w:color="000000" w:sz="4"/>
-            </w:tcBorders>
-            <w:shd w:fill="ffffff" w:color="auto" w:val="clear"/>
-            <w:tcMar>
-              <w:top w:type="dxa" w:w="170"/>
-              <w:left w:type="dxa" w:w="170"/>
-              <w:bottom w:type="dxa" w:w="170"/>
-              <w:right w:type="dxa" w:w="170"/>
-            </w:tcMar>
-            <w:vAlign w:val="center"/>
-          </w:tcPr>
-          <w:p>
-            <w:pPr>
-              <w:jc w:val="left"/>
-            </w:pPr>
-            <w:r>
-              <w:rPr>
-                <w:rFonts w:ascii="NanumGothic" w:cs="NanumGothic" w:eastAsia="NanumGothic" w:hAnsi="NanumGothic"/>
-                <w:sz w:val="20"/>
-                <w:szCs w:val="20"/>
-              </w:rPr>
-              <w:t xml:space="preserve"/>
-            </w:r>
-          </w:p>
-        </w:tc>
-        <w:tc>
-          <w:tcPr>
             <w:tcW w:type="dxa" w:w="1247"/>
-            <w:tcBorders>
-              <w:top w:val="single" w:color="000000" w:sz="4"/>
-              <w:left w:val="single" w:color="000000" w:sz="4"/>
-              <w:bottom w:val="single" w:color="000000" w:sz="4"/>
-              <w:right w:val="single" w:color="000000" w:sz="4"/>
-            </w:tcBorders>
-            <w:shd w:fill="ffffff" w:color="auto" w:val="clear"/>
-            <w:tcMar>
-              <w:top w:type="dxa" w:w="170"/>
-              <w:left w:type="dxa" w:w="170"/>
-              <w:bottom w:type="dxa" w:w="170"/>
-              <w:right w:type="dxa" w:w="170"/>
-            </w:tcMar>
-            <w:vAlign w:val="center"/>
-          </w:tcPr>
-          <w:p>
-            <w:pPr>
-              <w:jc w:val="left"/>
-            </w:pPr>
-            <w:r>
-              <w:rPr>
-                <w:rFonts w:ascii="NanumGothic" w:cs="NanumGothic" w:eastAsia="NanumGothic" w:hAnsi="NanumGothic"/>
-                <w:sz w:val="20"/>
-                <w:szCs w:val="20"/>
-              </w:rPr>
-              <w:t xml:space="preserve"/>
-            </w:r>
-          </w:p>
-        </w:tc>
-        <w:tc>
-          <w:tcPr>
-            <w:tcW w:type="dxa" w:w="907"/>
             <w:tcBorders>
               <w:top w:val="single" w:color="000000" w:sz="4"/>
               <w:left w:val="single" w:color="000000" w:sz="4"/>
@@ -695,7 +695,7 @@
         </w:tc>
         <w:tc>
           <w:tcPr>
-            <w:tcW w:type="dxa" w:w="3061"/>
+            <w:tcW w:type="dxa" w:w="3174"/>
             <w:tcBorders>
               <w:top w:val="single" w:color="000000" w:sz="4"/>
               <w:left w:val="single" w:color="000000" w:sz="4"/>
@@ -727,6 +727,70 @@
         </w:tc>
         <w:tc>
           <w:tcPr>
+            <w:tcW w:type="dxa" w:w="1360"/>
+            <w:tcBorders>
+              <w:top w:val="single" w:color="000000" w:sz="4"/>
+              <w:left w:val="single" w:color="000000" w:sz="4"/>
+              <w:bottom w:val="single" w:color="000000" w:sz="4"/>
+              <w:right w:val="single" w:color="000000" w:sz="4"/>
+            </w:tcBorders>
+            <w:shd w:fill="F5F5F5" w:color="auto" w:val="clear"/>
+            <w:tcMar>
+              <w:top w:type="dxa" w:w="170"/>
+              <w:left w:type="dxa" w:w="170"/>
+              <w:bottom w:type="dxa" w:w="170"/>
+              <w:right w:type="dxa" w:w="170"/>
+            </w:tcMar>
+            <w:vAlign w:val="center"/>
+          </w:tcPr>
+          <w:p>
+            <w:pPr>
+              <w:jc w:val="left"/>
+            </w:pPr>
+            <w:r>
+              <w:rPr>
+                <w:rFonts w:ascii="NanumGothic" w:cs="NanumGothic" w:eastAsia="NanumGothic" w:hAnsi="NanumGothic"/>
+                <w:sz w:val="20"/>
+                <w:szCs w:val="20"/>
+              </w:rPr>
+              <w:t xml:space="preserve"/>
+            </w:r>
+          </w:p>
+        </w:tc>
+        <w:tc>
+          <w:tcPr>
+            <w:tcW w:type="dxa" w:w="1814"/>
+            <w:tcBorders>
+              <w:top w:val="single" w:color="000000" w:sz="4"/>
+              <w:left w:val="single" w:color="000000" w:sz="4"/>
+              <w:bottom w:val="single" w:color="000000" w:sz="4"/>
+              <w:right w:val="single" w:color="000000" w:sz="4"/>
+            </w:tcBorders>
+            <w:shd w:fill="F5F5F5" w:color="auto" w:val="clear"/>
+            <w:tcMar>
+              <w:top w:type="dxa" w:w="170"/>
+              <w:left w:type="dxa" w:w="170"/>
+              <w:bottom w:type="dxa" w:w="170"/>
+              <w:right w:type="dxa" w:w="170"/>
+            </w:tcMar>
+            <w:vAlign w:val="center"/>
+          </w:tcPr>
+          <w:p>
+            <w:pPr>
+              <w:jc w:val="left"/>
+            </w:pPr>
+            <w:r>
+              <w:rPr>
+                <w:rFonts w:ascii="NanumGothic" w:cs="NanumGothic" w:eastAsia="NanumGothic" w:hAnsi="NanumGothic"/>
+                <w:sz w:val="20"/>
+                <w:szCs w:val="20"/>
+              </w:rPr>
+              <w:t xml:space="preserve"/>
+            </w:r>
+          </w:p>
+        </w:tc>
+        <w:tc>
+          <w:tcPr>
             <w:tcW w:type="dxa" w:w="1474"/>
             <w:tcBorders>
               <w:top w:val="single" w:color="000000" w:sz="4"/>
@@ -759,71 +823,7 @@
         </w:tc>
         <w:tc>
           <w:tcPr>
-            <w:tcW w:type="dxa" w:w="2381"/>
-            <w:tcBorders>
-              <w:top w:val="single" w:color="000000" w:sz="4"/>
-              <w:left w:val="single" w:color="000000" w:sz="4"/>
-              <w:bottom w:val="single" w:color="000000" w:sz="4"/>
-              <w:right w:val="single" w:color="000000" w:sz="4"/>
-            </w:tcBorders>
-            <w:shd w:fill="F5F5F5" w:color="auto" w:val="clear"/>
-            <w:tcMar>
-              <w:top w:type="dxa" w:w="170"/>
-              <w:left w:type="dxa" w:w="170"/>
-              <w:bottom w:type="dxa" w:w="170"/>
-              <w:right w:type="dxa" w:w="170"/>
-            </w:tcMar>
-            <w:vAlign w:val="center"/>
-          </w:tcPr>
-          <w:p>
-            <w:pPr>
-              <w:jc w:val="left"/>
-            </w:pPr>
-            <w:r>
-              <w:rPr>
-                <w:rFonts w:ascii="NanumGothic" w:cs="NanumGothic" w:eastAsia="NanumGothic" w:hAnsi="NanumGothic"/>
-                <w:sz w:val="20"/>
-                <w:szCs w:val="20"/>
-              </w:rPr>
-              <w:t xml:space="preserve"/>
-            </w:r>
-          </w:p>
-        </w:tc>
-        <w:tc>
-          <w:tcPr>
             <w:tcW w:type="dxa" w:w="1247"/>
-            <w:tcBorders>
-              <w:top w:val="single" w:color="000000" w:sz="4"/>
-              <w:left w:val="single" w:color="000000" w:sz="4"/>
-              <w:bottom w:val="single" w:color="000000" w:sz="4"/>
-              <w:right w:val="single" w:color="000000" w:sz="4"/>
-            </w:tcBorders>
-            <w:shd w:fill="F5F5F5" w:color="auto" w:val="clear"/>
-            <w:tcMar>
-              <w:top w:type="dxa" w:w="170"/>
-              <w:left w:type="dxa" w:w="170"/>
-              <w:bottom w:type="dxa" w:w="170"/>
-              <w:right w:type="dxa" w:w="170"/>
-            </w:tcMar>
-            <w:vAlign w:val="center"/>
-          </w:tcPr>
-          <w:p>
-            <w:pPr>
-              <w:jc w:val="left"/>
-            </w:pPr>
-            <w:r>
-              <w:rPr>
-                <w:rFonts w:ascii="NanumGothic" w:cs="NanumGothic" w:eastAsia="NanumGothic" w:hAnsi="NanumGothic"/>
-                <w:sz w:val="20"/>
-                <w:szCs w:val="20"/>
-              </w:rPr>
-              <w:t xml:space="preserve"/>
-            </w:r>
-          </w:p>
-        </w:tc>
-        <w:tc>
-          <w:tcPr>
-            <w:tcW w:type="dxa" w:w="907"/>
             <w:tcBorders>
               <w:top w:val="single" w:color="000000" w:sz="4"/>
               <w:left w:val="single" w:color="000000" w:sz="4"/>
@@ -892,7 +892,71 @@
         </w:tc>
         <w:tc>
           <w:tcPr>
-            <w:tcW w:type="dxa" w:w="3061"/>
+            <w:tcW w:type="dxa" w:w="3174"/>
+            <w:tcBorders>
+              <w:top w:val="single" w:color="000000" w:sz="4"/>
+              <w:left w:val="single" w:color="000000" w:sz="4"/>
+              <w:bottom w:val="single" w:color="000000" w:sz="4"/>
+              <w:right w:val="single" w:color="000000" w:sz="4"/>
+            </w:tcBorders>
+            <w:shd w:fill="ffffff" w:color="auto" w:val="clear"/>
+            <w:tcMar>
+              <w:top w:type="dxa" w:w="170"/>
+              <w:left w:type="dxa" w:w="170"/>
+              <w:bottom w:type="dxa" w:w="170"/>
+              <w:right w:type="dxa" w:w="170"/>
+            </w:tcMar>
+            <w:vAlign w:val="center"/>
+          </w:tcPr>
+          <w:p>
+            <w:pPr>
+              <w:jc w:val="left"/>
+            </w:pPr>
+            <w:r>
+              <w:rPr>
+                <w:rFonts w:ascii="NanumGothic" w:cs="NanumGothic" w:eastAsia="NanumGothic" w:hAnsi="NanumGothic"/>
+                <w:sz w:val="20"/>
+                <w:szCs w:val="20"/>
+              </w:rPr>
+              <w:t xml:space="preserve"/>
+            </w:r>
+          </w:p>
+        </w:tc>
+        <w:tc>
+          <w:tcPr>
+            <w:tcW w:type="dxa" w:w="1360"/>
+            <w:tcBorders>
+              <w:top w:val="single" w:color="000000" w:sz="4"/>
+              <w:left w:val="single" w:color="000000" w:sz="4"/>
+              <w:bottom w:val="single" w:color="000000" w:sz="4"/>
+              <w:right w:val="single" w:color="000000" w:sz="4"/>
+            </w:tcBorders>
+            <w:shd w:fill="ffffff" w:color="auto" w:val="clear"/>
+            <w:tcMar>
+              <w:top w:type="dxa" w:w="170"/>
+              <w:left w:type="dxa" w:w="170"/>
+              <w:bottom w:type="dxa" w:w="170"/>
+              <w:right w:type="dxa" w:w="170"/>
+            </w:tcMar>
+            <w:vAlign w:val="center"/>
+          </w:tcPr>
+          <w:p>
+            <w:pPr>
+              <w:jc w:val="left"/>
+            </w:pPr>
+            <w:r>
+              <w:rPr>
+                <w:rFonts w:ascii="NanumGothic" w:cs="NanumGothic" w:eastAsia="NanumGothic" w:hAnsi="NanumGothic"/>
+                <w:sz w:val="20"/>
+                <w:szCs w:val="20"/>
+              </w:rPr>
+              <w:t xml:space="preserve"/>
+            </w:r>
+          </w:p>
+        </w:tc>
+        <w:tc>
+          <w:tcPr>
+            <w:tcW w:type="dxa" w:w="1814"/>
             <w:tcBorders>
               <w:top w:val="single" w:color="000000" w:sz="4"/>
               <w:left w:val="single" w:color="000000" w:sz="4"/>
@@ -956,71 +1020,7 @@
         </w:tc>
         <w:tc>
           <w:tcPr>
-            <w:tcW w:type="dxa" w:w="2381"/>
-            <w:tcBorders>
-              <w:top w:val="single" w:color="000000" w:sz="4"/>
-              <w:left w:val="single" w:color="000000" w:sz="4"/>
-              <w:bottom w:val="single" w:color="000000" w:sz="4"/>
-              <w:right w:val="single" w:color="000000" w:sz="4"/>
-            </w:tcBorders>
-            <w:shd w:fill="ffffff" w:color="auto" w:val="clear"/>
-            <w:tcMar>
-              <w:top w:type="dxa" w:w="170"/>
-              <w:left w:type="dxa" w:w="170"/>
-              <w:bottom w:type="dxa" w:w="170"/>
-              <w:right w:type="dxa" w:w="170"/>
-            </w:tcMar>
-            <w:vAlign w:val="center"/>
-          </w:tcPr>
-          <w:p>
-            <w:pPr>
-              <w:jc w:val="left"/>
-            </w:pPr>
-            <w:r>
-              <w:rPr>
-                <w:rFonts w:ascii="NanumGothic" w:cs="NanumGothic" w:eastAsia="NanumGothic" w:hAnsi="NanumGothic"/>
-                <w:sz w:val="20"/>
-                <w:szCs w:val="20"/>
-              </w:rPr>
-              <w:t xml:space="preserve"/>
-            </w:r>
-          </w:p>
-        </w:tc>
-        <w:tc>
-          <w:tcPr>
             <w:tcW w:type="dxa" w:w="1247"/>
-            <w:tcBorders>
-              <w:top w:val="single" w:color="000000" w:sz="4"/>
-              <w:left w:val="single" w:color="000000" w:sz="4"/>
-              <w:bottom w:val="single" w:color="000000" w:sz="4"/>
-              <w:right w:val="single" w:color="000000" w:sz="4"/>
-            </w:tcBorders>
-            <w:shd w:fill="ffffff" w:color="auto" w:val="clear"/>
-            <w:tcMar>
-              <w:top w:type="dxa" w:w="170"/>
-              <w:left w:type="dxa" w:w="170"/>
-              <w:bottom w:type="dxa" w:w="170"/>
-              <w:right w:type="dxa" w:w="170"/>
-            </w:tcMar>
-            <w:vAlign w:val="center"/>
-          </w:tcPr>
-          <w:p>
-            <w:pPr>
-              <w:jc w:val="left"/>
-            </w:pPr>
-            <w:r>
-              <w:rPr>
-                <w:rFonts w:ascii="NanumGothic" w:cs="NanumGothic" w:eastAsia="NanumGothic" w:hAnsi="NanumGothic"/>
-                <w:sz w:val="20"/>
-                <w:szCs w:val="20"/>
-              </w:rPr>
-              <w:t xml:space="preserve"/>
-            </w:r>
-          </w:p>
-        </w:tc>
-        <w:tc>
-          <w:tcPr>
-            <w:tcW w:type="dxa" w:w="907"/>
             <w:tcBorders>
               <w:top w:val="single" w:color="000000" w:sz="4"/>
               <w:left w:val="single" w:color="000000" w:sz="4"/>
@@ -1089,7 +1089,7 @@
         </w:tc>
         <w:tc>
           <w:tcPr>
-            <w:tcW w:type="dxa" w:w="3061"/>
+            <w:tcW w:type="dxa" w:w="3174"/>
             <w:tcBorders>
               <w:top w:val="single" w:color="000000" w:sz="4"/>
               <w:left w:val="single" w:color="000000" w:sz="4"/>
@@ -1121,6 +1121,70 @@
         </w:tc>
         <w:tc>
           <w:tcPr>
+            <w:tcW w:type="dxa" w:w="1360"/>
+            <w:tcBorders>
+              <w:top w:val="single" w:color="000000" w:sz="4"/>
+              <w:left w:val="single" w:color="000000" w:sz="4"/>
+              <w:bottom w:val="single" w:color="000000" w:sz="4"/>
+              <w:right w:val="single" w:color="000000" w:sz="4"/>
+            </w:tcBorders>
+            <w:shd w:fill="F5F5F5" w:color="auto" w:val="clear"/>
+            <w:tcMar>
+              <w:top w:type="dxa" w:w="170"/>
+              <w:left w:type="dxa" w:w="170"/>
+              <w:bottom w:type="dxa" w:w="170"/>
+              <w:right w:type="dxa" w:w="170"/>
+            </w:tcMar>
+            <w:vAlign w:val="center"/>
+          </w:tcPr>
+          <w:p>
+            <w:pPr>
+              <w:jc w:val="left"/>
+            </w:pPr>
+            <w:r>
+              <w:rPr>
+                <w:rFonts w:ascii="NanumGothic" w:cs="NanumGothic" w:eastAsia="NanumGothic" w:hAnsi="NanumGothic"/>
+                <w:sz w:val="20"/>
+                <w:szCs w:val="20"/>
+              </w:rPr>
+              <w:t xml:space="preserve"/>
+            </w:r>
+          </w:p>
+        </w:tc>
+        <w:tc>
+          <w:tcPr>
+            <w:tcW w:type="dxa" w:w="1814"/>
+            <w:tcBorders>
+              <w:top w:val="single" w:color="000000" w:sz="4"/>
+              <w:left w:val="single" w:color="000000" w:sz="4"/>
+              <w:bottom w:val="single" w:color="000000" w:sz="4"/>
+              <w:right w:val="single" w:color="000000" w:sz="4"/>
+            </w:tcBorders>
+            <w:shd w:fill="F5F5F5" w:color="auto" w:val="clear"/>
+            <w:tcMar>
+              <w:top w:type="dxa" w:w="170"/>
+              <w:left w:type="dxa" w:w="170"/>
+              <w:bottom w:type="dxa" w:w="170"/>
+              <w:right w:type="dxa" w:w="170"/>
+            </w:tcMar>
+            <w:vAlign w:val="center"/>
+          </w:tcPr>
+          <w:p>
+            <w:pPr>
+              <w:jc w:val="left"/>
+            </w:pPr>
+            <w:r>
+              <w:rPr>
+                <w:rFonts w:ascii="NanumGothic" w:cs="NanumGothic" w:eastAsia="NanumGothic" w:hAnsi="NanumGothic"/>
+                <w:sz w:val="20"/>
+                <w:szCs w:val="20"/>
+              </w:rPr>
+              <w:t xml:space="preserve"/>
+            </w:r>
+          </w:p>
+        </w:tc>
+        <w:tc>
+          <w:tcPr>
             <w:tcW w:type="dxa" w:w="1474"/>
             <w:tcBorders>
               <w:top w:val="single" w:color="000000" w:sz="4"/>
@@ -1153,71 +1217,7 @@
         </w:tc>
         <w:tc>
           <w:tcPr>
-            <w:tcW w:type="dxa" w:w="2381"/>
-            <w:tcBorders>
-              <w:top w:val="single" w:color="000000" w:sz="4"/>
-              <w:left w:val="single" w:color="000000" w:sz="4"/>
-              <w:bottom w:val="single" w:color="000000" w:sz="4"/>
-              <w:right w:val="single" w:color="000000" w:sz="4"/>
-            </w:tcBorders>
-            <w:shd w:fill="F5F5F5" w:color="auto" w:val="clear"/>
-            <w:tcMar>
-              <w:top w:type="dxa" w:w="170"/>
-              <w:left w:type="dxa" w:w="170"/>
-              <w:bottom w:type="dxa" w:w="170"/>
-              <w:right w:type="dxa" w:w="170"/>
-            </w:tcMar>
-            <w:vAlign w:val="center"/>
-          </w:tcPr>
-          <w:p>
-            <w:pPr>
-              <w:jc w:val="left"/>
-            </w:pPr>
-            <w:r>
-              <w:rPr>
-                <w:rFonts w:ascii="NanumGothic" w:cs="NanumGothic" w:eastAsia="NanumGothic" w:hAnsi="NanumGothic"/>
-                <w:sz w:val="20"/>
-                <w:szCs w:val="20"/>
-              </w:rPr>
-              <w:t xml:space="preserve"/>
-            </w:r>
-          </w:p>
-        </w:tc>
-        <w:tc>
-          <w:tcPr>
             <w:tcW w:type="dxa" w:w="1247"/>
-            <w:tcBorders>
-              <w:top w:val="single" w:color="000000" w:sz="4"/>
-              <w:left w:val="single" w:color="000000" w:sz="4"/>
-              <w:bottom w:val="single" w:color="000000" w:sz="4"/>
-              <w:right w:val="single" w:color="000000" w:sz="4"/>
-            </w:tcBorders>
-            <w:shd w:fill="F5F5F5" w:color="auto" w:val="clear"/>
-            <w:tcMar>
-              <w:top w:type="dxa" w:w="170"/>
-              <w:left w:type="dxa" w:w="170"/>
-              <w:bottom w:type="dxa" w:w="170"/>
-              <w:right w:type="dxa" w:w="170"/>
-            </w:tcMar>
-            <w:vAlign w:val="center"/>
-          </w:tcPr>
-          <w:p>
-            <w:pPr>
-              <w:jc w:val="left"/>
-            </w:pPr>
-            <w:r>
-              <w:rPr>
-                <w:rFonts w:ascii="NanumGothic" w:cs="NanumGothic" w:eastAsia="NanumGothic" w:hAnsi="NanumGothic"/>
-                <w:sz w:val="20"/>
-                <w:szCs w:val="20"/>
-              </w:rPr>
-              <w:t xml:space="preserve"/>
-            </w:r>
-          </w:p>
-        </w:tc>
-        <w:tc>
-          <w:tcPr>
-            <w:tcW w:type="dxa" w:w="907"/>
             <w:tcBorders>
               <w:top w:val="single" w:color="000000" w:sz="4"/>
               <w:left w:val="single" w:color="000000" w:sz="4"/>
@@ -1286,7 +1286,71 @@
         </w:tc>
         <w:tc>
           <w:tcPr>
-            <w:tcW w:type="dxa" w:w="3061"/>
+            <w:tcW w:type="dxa" w:w="3174"/>
+            <w:tcBorders>
+              <w:top w:val="single" w:color="000000" w:sz="4"/>
+              <w:left w:val="single" w:color="000000" w:sz="4"/>
+              <w:bottom w:val="single" w:color="000000" w:sz="4"/>
+              <w:right w:val="single" w:color="000000" w:sz="4"/>
+            </w:tcBorders>
+            <w:shd w:fill="ffffff" w:color="auto" w:val="clear"/>
+            <w:tcMar>
+              <w:top w:type="dxa" w:w="170"/>
+              <w:left w:type="dxa" w:w="170"/>
+              <w:bottom w:type="dxa" w:w="170"/>
+              <w:right w:type="dxa" w:w="170"/>
+            </w:tcMar>
+            <w:vAlign w:val="center"/>
+          </w:tcPr>
+          <w:p>
+            <w:pPr>
+              <w:jc w:val="left"/>
+            </w:pPr>
+            <w:r>
+              <w:rPr>
+                <w:rFonts w:ascii="NanumGothic" w:cs="NanumGothic" w:eastAsia="NanumGothic" w:hAnsi="NanumGothic"/>
+                <w:sz w:val="20"/>
+                <w:szCs w:val="20"/>
+              </w:rPr>
+              <w:t xml:space="preserve"/>
+            </w:r>
+          </w:p>
+        </w:tc>
+        <w:tc>
+          <w:tcPr>
+            <w:tcW w:type="dxa" w:w="1360"/>
+            <w:tcBorders>
+              <w:top w:val="single" w:color="000000" w:sz="4"/>
+              <w:left w:val="single" w:color="000000" w:sz="4"/>
+              <w:bottom w:val="single" w:color="000000" w:sz="4"/>
+              <w:right w:val="single" w:color="000000" w:sz="4"/>
+            </w:tcBorders>
+            <w:shd w:fill="ffffff" w:color="auto" w:val="clear"/>
+            <w:tcMar>
+              <w:top w:type="dxa" w:w="170"/>
+              <w:left w:type="dxa" w:w="170"/>
+              <w:bottom w:type="dxa" w:w="170"/>
+              <w:right w:type="dxa" w:w="170"/>
+            </w:tcMar>
+            <w:vAlign w:val="center"/>
+          </w:tcPr>
+          <w:p>
+            <w:pPr>
+              <w:jc w:val="left"/>
+            </w:pPr>
+            <w:r>
+              <w:rPr>
+                <w:rFonts w:ascii="NanumGothic" w:cs="NanumGothic" w:eastAsia="NanumGothic" w:hAnsi="NanumGothic"/>
+                <w:sz w:val="20"/>
+                <w:szCs w:val="20"/>
+              </w:rPr>
+              <w:t xml:space="preserve"/>
+            </w:r>
+          </w:p>
+        </w:tc>
+        <w:tc>
+          <w:tcPr>
+            <w:tcW w:type="dxa" w:w="1814"/>
             <w:tcBorders>
               <w:top w:val="single" w:color="000000" w:sz="4"/>
               <w:left w:val="single" w:color="000000" w:sz="4"/>
@@ -1350,71 +1414,7 @@
         </w:tc>
         <w:tc>
           <w:tcPr>
-            <w:tcW w:type="dxa" w:w="2381"/>
-            <w:tcBorders>
-              <w:top w:val="single" w:color="000000" w:sz="4"/>
-              <w:left w:val="single" w:color="000000" w:sz="4"/>
-              <w:bottom w:val="single" w:color="000000" w:sz="4"/>
-              <w:right w:val="single" w:color="000000" w:sz="4"/>
-            </w:tcBorders>
-            <w:shd w:fill="ffffff" w:color="auto" w:val="clear"/>
-            <w:tcMar>
-              <w:top w:type="dxa" w:w="170"/>
-              <w:left w:type="dxa" w:w="170"/>
-              <w:bottom w:type="dxa" w:w="170"/>
-              <w:right w:type="dxa" w:w="170"/>
-            </w:tcMar>
-            <w:vAlign w:val="center"/>
-          </w:tcPr>
-          <w:p>
-            <w:pPr>
-              <w:jc w:val="left"/>
-            </w:pPr>
-            <w:r>
-              <w:rPr>
-                <w:rFonts w:ascii="NanumGothic" w:cs="NanumGothic" w:eastAsia="NanumGothic" w:hAnsi="NanumGothic"/>
-                <w:sz w:val="20"/>
-                <w:szCs w:val="20"/>
-              </w:rPr>
-              <w:t xml:space="preserve"/>
-            </w:r>
-          </w:p>
-        </w:tc>
-        <w:tc>
-          <w:tcPr>
             <w:tcW w:type="dxa" w:w="1247"/>
-            <w:tcBorders>
-              <w:top w:val="single" w:color="000000" w:sz="4"/>
-              <w:left w:val="single" w:color="000000" w:sz="4"/>
-              <w:bottom w:val="single" w:color="000000" w:sz="4"/>
-              <w:right w:val="single" w:color="000000" w:sz="4"/>
-            </w:tcBorders>
-            <w:shd w:fill="ffffff" w:color="auto" w:val="clear"/>
-            <w:tcMar>
-              <w:top w:type="dxa" w:w="170"/>
-              <w:left w:type="dxa" w:w="170"/>
-              <w:bottom w:type="dxa" w:w="170"/>
-              <w:right w:type="dxa" w:w="170"/>
-            </w:tcMar>
-            <w:vAlign w:val="center"/>
-          </w:tcPr>
-          <w:p>
-            <w:pPr>
-              <w:jc w:val="left"/>
-            </w:pPr>
-            <w:r>
-              <w:rPr>
-                <w:rFonts w:ascii="NanumGothic" w:cs="NanumGothic" w:eastAsia="NanumGothic" w:hAnsi="NanumGothic"/>
-                <w:sz w:val="20"/>
-                <w:szCs w:val="20"/>
-              </w:rPr>
-              <w:t xml:space="preserve"/>
-            </w:r>
-          </w:p>
-        </w:tc>
-        <w:tc>
-          <w:tcPr>
-            <w:tcW w:type="dxa" w:w="907"/>
             <w:tcBorders>
               <w:top w:val="single" w:color="000000" w:sz="4"/>
               <w:left w:val="single" w:color="000000" w:sz="4"/>
@@ -1483,7 +1483,7 @@
         </w:tc>
         <w:tc>
           <w:tcPr>
-            <w:tcW w:type="dxa" w:w="3061"/>
+            <w:tcW w:type="dxa" w:w="3174"/>
             <w:tcBorders>
               <w:top w:val="single" w:color="000000" w:sz="4"/>
               <w:left w:val="single" w:color="000000" w:sz="4"/>
@@ -1515,6 +1515,70 @@
         </w:tc>
         <w:tc>
           <w:tcPr>
+            <w:tcW w:type="dxa" w:w="1360"/>
+            <w:tcBorders>
+              <w:top w:val="single" w:color="000000" w:sz="4"/>
+              <w:left w:val="single" w:color="000000" w:sz="4"/>
+              <w:bottom w:val="single" w:color="000000" w:sz="4"/>
+              <w:right w:val="single" w:color="000000" w:sz="4"/>
+            </w:tcBorders>
+            <w:shd w:fill="F5F5F5" w:color="auto" w:val="clear"/>
+            <w:tcMar>
+              <w:top w:type="dxa" w:w="170"/>
+              <w:left w:type="dxa" w:w="170"/>
+              <w:bottom w:type="dxa" w:w="170"/>
+              <w:right w:type="dxa" w:w="170"/>
+            </w:tcMar>
+            <w:vAlign w:val="center"/>
+          </w:tcPr>
+          <w:p>
+            <w:pPr>
+              <w:jc w:val="left"/>
+            </w:pPr>
+            <w:r>
+              <w:rPr>
+                <w:rFonts w:ascii="NanumGothic" w:cs="NanumGothic" w:eastAsia="NanumGothic" w:hAnsi="NanumGothic"/>
+                <w:sz w:val="20"/>
+                <w:szCs w:val="20"/>
+              </w:rPr>
+              <w:t xml:space="preserve"/>
+            </w:r>
+          </w:p>
+        </w:tc>
+        <w:tc>
+          <w:tcPr>
+            <w:tcW w:type="dxa" w:w="1814"/>
+            <w:tcBorders>
+              <w:top w:val="single" w:color="000000" w:sz="4"/>
+              <w:left w:val="single" w:color="000000" w:sz="4"/>
+              <w:bottom w:val="single" w:color="000000" w:sz="4"/>
+              <w:right w:val="single" w:color="000000" w:sz="4"/>
+            </w:tcBorders>
+            <w:shd w:fill="F5F5F5" w:color="auto" w:val="clear"/>
+            <w:tcMar>
+              <w:top w:type="dxa" w:w="170"/>
+              <w:left w:type="dxa" w:w="170"/>
+              <w:bottom w:type="dxa" w:w="170"/>
+              <w:right w:type="dxa" w:w="170"/>
+            </w:tcMar>
+            <w:vAlign w:val="center"/>
+          </w:tcPr>
+          <w:p>
+            <w:pPr>
+              <w:jc w:val="left"/>
+            </w:pPr>
+            <w:r>
+              <w:rPr>
+                <w:rFonts w:ascii="NanumGothic" w:cs="NanumGothic" w:eastAsia="NanumGothic" w:hAnsi="NanumGothic"/>
+                <w:sz w:val="20"/>
+                <w:szCs w:val="20"/>
+              </w:rPr>
+              <w:t xml:space="preserve"/>
+            </w:r>
+          </w:p>
+        </w:tc>
+        <w:tc>
+          <w:tcPr>
             <w:tcW w:type="dxa" w:w="1474"/>
             <w:tcBorders>
               <w:top w:val="single" w:color="000000" w:sz="4"/>
@@ -1547,71 +1611,7 @@
         </w:tc>
         <w:tc>
           <w:tcPr>
-            <w:tcW w:type="dxa" w:w="2381"/>
-            <w:tcBorders>
-              <w:top w:val="single" w:color="000000" w:sz="4"/>
-              <w:left w:val="single" w:color="000000" w:sz="4"/>
-              <w:bottom w:val="single" w:color="000000" w:sz="4"/>
-              <w:right w:val="single" w:color="000000" w:sz="4"/>
-            </w:tcBorders>
-            <w:shd w:fill="F5F5F5" w:color="auto" w:val="clear"/>
-            <w:tcMar>
-              <w:top w:type="dxa" w:w="170"/>
-              <w:left w:type="dxa" w:w="170"/>
-              <w:bottom w:type="dxa" w:w="170"/>
-              <w:right w:type="dxa" w:w="170"/>
-            </w:tcMar>
-            <w:vAlign w:val="center"/>
-          </w:tcPr>
-          <w:p>
-            <w:pPr>
-              <w:jc w:val="left"/>
-            </w:pPr>
-            <w:r>
-              <w:rPr>
-                <w:rFonts w:ascii="NanumGothic" w:cs="NanumGothic" w:eastAsia="NanumGothic" w:hAnsi="NanumGothic"/>
-                <w:sz w:val="20"/>
-                <w:szCs w:val="20"/>
-              </w:rPr>
-              <w:t xml:space="preserve"/>
-            </w:r>
-          </w:p>
-        </w:tc>
-        <w:tc>
-          <w:tcPr>
             <w:tcW w:type="dxa" w:w="1247"/>
-            <w:tcBorders>
-              <w:top w:val="single" w:color="000000" w:sz="4"/>
-              <w:left w:val="single" w:color="000000" w:sz="4"/>
-              <w:bottom w:val="single" w:color="000000" w:sz="4"/>
-              <w:right w:val="single" w:color="000000" w:sz="4"/>
-            </w:tcBorders>
-            <w:shd w:fill="F5F5F5" w:color="auto" w:val="clear"/>
-            <w:tcMar>
-              <w:top w:type="dxa" w:w="170"/>
-              <w:left w:type="dxa" w:w="170"/>
-              <w:bottom w:type="dxa" w:w="170"/>
-              <w:right w:type="dxa" w:w="170"/>
-            </w:tcMar>
-            <w:vAlign w:val="center"/>
-          </w:tcPr>
-          <w:p>
-            <w:pPr>
-              <w:jc w:val="left"/>
-            </w:pPr>
-            <w:r>
-              <w:rPr>
-                <w:rFonts w:ascii="NanumGothic" w:cs="NanumGothic" w:eastAsia="NanumGothic" w:hAnsi="NanumGothic"/>
-                <w:sz w:val="20"/>
-                <w:szCs w:val="20"/>
-              </w:rPr>
-              <w:t xml:space="preserve"/>
-            </w:r>
-          </w:p>
-        </w:tc>
-        <w:tc>
-          <w:tcPr>
-            <w:tcW w:type="dxa" w:w="907"/>
             <w:tcBorders>
               <w:top w:val="single" w:color="000000" w:sz="4"/>
               <w:left w:val="single" w:color="000000" w:sz="4"/>
@@ -1680,7 +1680,71 @@
         </w:tc>
         <w:tc>
           <w:tcPr>
-            <w:tcW w:type="dxa" w:w="3061"/>
+            <w:tcW w:type="dxa" w:w="3174"/>
+            <w:tcBorders>
+              <w:top w:val="single" w:color="000000" w:sz="4"/>
+              <w:left w:val="single" w:color="000000" w:sz="4"/>
+              <w:bottom w:val="single" w:color="000000" w:sz="4"/>
+              <w:right w:val="single" w:color="000000" w:sz="4"/>
+            </w:tcBorders>
+            <w:shd w:fill="ffffff" w:color="auto" w:val="clear"/>
+            <w:tcMar>
+              <w:top w:type="dxa" w:w="170"/>
+              <w:left w:type="dxa" w:w="170"/>
+              <w:bottom w:type="dxa" w:w="170"/>
+              <w:right w:type="dxa" w:w="170"/>
+            </w:tcMar>
+            <w:vAlign w:val="center"/>
+          </w:tcPr>
+          <w:p>
+            <w:pPr>
+              <w:jc w:val="left"/>
+            </w:pPr>
+            <w:r>
+              <w:rPr>
+                <w:rFonts w:ascii="NanumGothic" w:cs="NanumGothic" w:eastAsia="NanumGothic" w:hAnsi="NanumGothic"/>
+                <w:sz w:val="20"/>
+                <w:szCs w:val="20"/>
+              </w:rPr>
+              <w:t xml:space="preserve"/>
+            </w:r>
+          </w:p>
+        </w:tc>
+        <w:tc>
+          <w:tcPr>
+            <w:tcW w:type="dxa" w:w="1360"/>
+            <w:tcBorders>
+              <w:top w:val="single" w:color="000000" w:sz="4"/>
+              <w:left w:val="single" w:color="000000" w:sz="4"/>
+              <w:bottom w:val="single" w:color="000000" w:sz="4"/>
+              <w:right w:val="single" w:color="000000" w:sz="4"/>
+            </w:tcBorders>
+            <w:shd w:fill="ffffff" w:color="auto" w:val="clear"/>
+            <w:tcMar>
+              <w:top w:type="dxa" w:w="170"/>
+              <w:left w:type="dxa" w:w="170"/>
+              <w:bottom w:type="dxa" w:w="170"/>
+              <w:right w:type="dxa" w:w="170"/>
+            </w:tcMar>
+            <w:vAlign w:val="center"/>
+          </w:tcPr>
+          <w:p>
+            <w:pPr>
+              <w:jc w:val="left"/>
+            </w:pPr>
+            <w:r>
+              <w:rPr>
+                <w:rFonts w:ascii="NanumGothic" w:cs="NanumGothic" w:eastAsia="NanumGothic" w:hAnsi="NanumGothic"/>
+                <w:sz w:val="20"/>
+                <w:szCs w:val="20"/>
+              </w:rPr>
+              <w:t xml:space="preserve"/>
+            </w:r>
+          </w:p>
+        </w:tc>
+        <w:tc>
+          <w:tcPr>
+            <w:tcW w:type="dxa" w:w="1814"/>
             <w:tcBorders>
               <w:top w:val="single" w:color="000000" w:sz="4"/>
               <w:left w:val="single" w:color="000000" w:sz="4"/>
@@ -1744,71 +1808,7 @@
         </w:tc>
         <w:tc>
           <w:tcPr>
-            <w:tcW w:type="dxa" w:w="2381"/>
-            <w:tcBorders>
-              <w:top w:val="single" w:color="000000" w:sz="4"/>
-              <w:left w:val="single" w:color="000000" w:sz="4"/>
-              <w:bottom w:val="single" w:color="000000" w:sz="4"/>
-              <w:right w:val="single" w:color="000000" w:sz="4"/>
-            </w:tcBorders>
-            <w:shd w:fill="ffffff" w:color="auto" w:val="clear"/>
-            <w:tcMar>
-              <w:top w:type="dxa" w:w="170"/>
-              <w:left w:type="dxa" w:w="170"/>
-              <w:bottom w:type="dxa" w:w="170"/>
-              <w:right w:type="dxa" w:w="170"/>
-            </w:tcMar>
-            <w:vAlign w:val="center"/>
-          </w:tcPr>
-          <w:p>
-            <w:pPr>
-              <w:jc w:val="left"/>
-            </w:pPr>
-            <w:r>
-              <w:rPr>
-                <w:rFonts w:ascii="NanumGothic" w:cs="NanumGothic" w:eastAsia="NanumGothic" w:hAnsi="NanumGothic"/>
-                <w:sz w:val="20"/>
-                <w:szCs w:val="20"/>
-              </w:rPr>
-              <w:t xml:space="preserve"/>
-            </w:r>
-          </w:p>
-        </w:tc>
-        <w:tc>
-          <w:tcPr>
             <w:tcW w:type="dxa" w:w="1247"/>
-            <w:tcBorders>
-              <w:top w:val="single" w:color="000000" w:sz="4"/>
-              <w:left w:val="single" w:color="000000" w:sz="4"/>
-              <w:bottom w:val="single" w:color="000000" w:sz="4"/>
-              <w:right w:val="single" w:color="000000" w:sz="4"/>
-            </w:tcBorders>
-            <w:shd w:fill="ffffff" w:color="auto" w:val="clear"/>
-            <w:tcMar>
-              <w:top w:type="dxa" w:w="170"/>
-              <w:left w:type="dxa" w:w="170"/>
-              <w:bottom w:type="dxa" w:w="170"/>
-              <w:right w:type="dxa" w:w="170"/>
-            </w:tcMar>
-            <w:vAlign w:val="center"/>
-          </w:tcPr>
-          <w:p>
-            <w:pPr>
-              <w:jc w:val="left"/>
-            </w:pPr>
-            <w:r>
-              <w:rPr>
-                <w:rFonts w:ascii="NanumGothic" w:cs="NanumGothic" w:eastAsia="NanumGothic" w:hAnsi="NanumGothic"/>
-                <w:sz w:val="20"/>
-                <w:szCs w:val="20"/>
-              </w:rPr>
-              <w:t xml:space="preserve"/>
-            </w:r>
-          </w:p>
-        </w:tc>
-        <w:tc>
-          <w:tcPr>
-            <w:tcW w:type="dxa" w:w="907"/>
             <w:tcBorders>
               <w:top w:val="single" w:color="000000" w:sz="4"/>
               <w:left w:val="single" w:color="000000" w:sz="4"/>
@@ -1877,7 +1877,7 @@
         </w:tc>
         <w:tc>
           <w:tcPr>
-            <w:tcW w:type="dxa" w:w="3061"/>
+            <w:tcW w:type="dxa" w:w="3174"/>
             <w:tcBorders>
               <w:top w:val="single" w:color="000000" w:sz="4"/>
               <w:left w:val="single" w:color="000000" w:sz="4"/>
@@ -1909,6 +1909,70 @@
         </w:tc>
         <w:tc>
           <w:tcPr>
+            <w:tcW w:type="dxa" w:w="1360"/>
+            <w:tcBorders>
+              <w:top w:val="single" w:color="000000" w:sz="4"/>
+              <w:left w:val="single" w:color="000000" w:sz="4"/>
+              <w:bottom w:val="single" w:color="000000" w:sz="4"/>
+              <w:right w:val="single" w:color="000000" w:sz="4"/>
+            </w:tcBorders>
+            <w:shd w:fill="F5F5F5" w:color="auto" w:val="clear"/>
+            <w:tcMar>
+              <w:top w:type="dxa" w:w="170"/>
+              <w:left w:type="dxa" w:w="170"/>
+              <w:bottom w:type="dxa" w:w="170"/>
+              <w:right w:type="dxa" w:w="170"/>
+            </w:tcMar>
+            <w:vAlign w:val="center"/>
+          </w:tcPr>
+          <w:p>
+            <w:pPr>
+              <w:jc w:val="left"/>
+            </w:pPr>
+            <w:r>
+              <w:rPr>
+                <w:rFonts w:ascii="NanumGothic" w:cs="NanumGothic" w:eastAsia="NanumGothic" w:hAnsi="NanumGothic"/>
+                <w:sz w:val="20"/>
+                <w:szCs w:val="20"/>
+              </w:rPr>
+              <w:t xml:space="preserve"/>
+            </w:r>
+          </w:p>
+        </w:tc>
+        <w:tc>
+          <w:tcPr>
+            <w:tcW w:type="dxa" w:w="1814"/>
+            <w:tcBorders>
+              <w:top w:val="single" w:color="000000" w:sz="4"/>
+              <w:left w:val="single" w:color="000000" w:sz="4"/>
+              <w:bottom w:val="single" w:color="000000" w:sz="4"/>
+              <w:right w:val="single" w:color="000000" w:sz="4"/>
+            </w:tcBorders>
+            <w:shd w:fill="F5F5F5" w:color="auto" w:val="clear"/>
+            <w:tcMar>
+              <w:top w:type="dxa" w:w="170"/>
+              <w:left w:type="dxa" w:w="170"/>
+              <w:bottom w:type="dxa" w:w="170"/>
+              <w:right w:type="dxa" w:w="170"/>
+            </w:tcMar>
+            <w:vAlign w:val="center"/>
+          </w:tcPr>
+          <w:p>
+            <w:pPr>
+              <w:jc w:val="left"/>
+            </w:pPr>
+            <w:r>
+              <w:rPr>
+                <w:rFonts w:ascii="NanumGothic" w:cs="NanumGothic" w:eastAsia="NanumGothic" w:hAnsi="NanumGothic"/>
+                <w:sz w:val="20"/>
+                <w:szCs w:val="20"/>
+              </w:rPr>
+              <w:t xml:space="preserve"/>
+            </w:r>
+          </w:p>
+        </w:tc>
+        <w:tc>
+          <w:tcPr>
             <w:tcW w:type="dxa" w:w="1474"/>
             <w:tcBorders>
               <w:top w:val="single" w:color="000000" w:sz="4"/>
@@ -1941,71 +2005,7 @@
         </w:tc>
         <w:tc>
           <w:tcPr>
-            <w:tcW w:type="dxa" w:w="2381"/>
-            <w:tcBorders>
-              <w:top w:val="single" w:color="000000" w:sz="4"/>
-              <w:left w:val="single" w:color="000000" w:sz="4"/>
-              <w:bottom w:val="single" w:color="000000" w:sz="4"/>
-              <w:right w:val="single" w:color="000000" w:sz="4"/>
-            </w:tcBorders>
-            <w:shd w:fill="F5F5F5" w:color="auto" w:val="clear"/>
-            <w:tcMar>
-              <w:top w:type="dxa" w:w="170"/>
-              <w:left w:type="dxa" w:w="170"/>
-              <w:bottom w:type="dxa" w:w="170"/>
-              <w:right w:type="dxa" w:w="170"/>
-            </w:tcMar>
-            <w:vAlign w:val="center"/>
-          </w:tcPr>
-          <w:p>
-            <w:pPr>
-              <w:jc w:val="left"/>
-            </w:pPr>
-            <w:r>
-              <w:rPr>
-                <w:rFonts w:ascii="NanumGothic" w:cs="NanumGothic" w:eastAsia="NanumGothic" w:hAnsi="NanumGothic"/>
-                <w:sz w:val="20"/>
-                <w:szCs w:val="20"/>
-              </w:rPr>
-              <w:t xml:space="preserve"/>
-            </w:r>
-          </w:p>
-        </w:tc>
-        <w:tc>
-          <w:tcPr>
             <w:tcW w:type="dxa" w:w="1247"/>
-            <w:tcBorders>
-              <w:top w:val="single" w:color="000000" w:sz="4"/>
-              <w:left w:val="single" w:color="000000" w:sz="4"/>
-              <w:bottom w:val="single" w:color="000000" w:sz="4"/>
-              <w:right w:val="single" w:color="000000" w:sz="4"/>
-            </w:tcBorders>
-            <w:shd w:fill="F5F5F5" w:color="auto" w:val="clear"/>
-            <w:tcMar>
-              <w:top w:type="dxa" w:w="170"/>
-              <w:left w:type="dxa" w:w="170"/>
-              <w:bottom w:type="dxa" w:w="170"/>
-              <w:right w:type="dxa" w:w="170"/>
-            </w:tcMar>
-            <w:vAlign w:val="center"/>
-          </w:tcPr>
-          <w:p>
-            <w:pPr>
-              <w:jc w:val="left"/>
-            </w:pPr>
-            <w:r>
-              <w:rPr>
-                <w:rFonts w:ascii="NanumGothic" w:cs="NanumGothic" w:eastAsia="NanumGothic" w:hAnsi="NanumGothic"/>
-                <w:sz w:val="20"/>
-                <w:szCs w:val="20"/>
-              </w:rPr>
-              <w:t xml:space="preserve"/>
-            </w:r>
-          </w:p>
-        </w:tc>
-        <w:tc>
-          <w:tcPr>
-            <w:tcW w:type="dxa" w:w="907"/>
             <w:tcBorders>
               <w:top w:val="single" w:color="000000" w:sz="4"/>
               <w:left w:val="single" w:color="000000" w:sz="4"/>
@@ -2074,7 +2074,71 @@
         </w:tc>
         <w:tc>
           <w:tcPr>
-            <w:tcW w:type="dxa" w:w="3061"/>
+            <w:tcW w:type="dxa" w:w="3174"/>
+            <w:tcBorders>
+              <w:top w:val="single" w:color="000000" w:sz="4"/>
+              <w:left w:val="single" w:color="000000" w:sz="4"/>
+              <w:bottom w:val="single" w:color="000000" w:sz="4"/>
+              <w:right w:val="single" w:color="000000" w:sz="4"/>
+            </w:tcBorders>
+            <w:shd w:fill="ffffff" w:color="auto" w:val="clear"/>
+            <w:tcMar>
+              <w:top w:type="dxa" w:w="170"/>
+              <w:left w:type="dxa" w:w="170"/>
+              <w:bottom w:type="dxa" w:w="170"/>
+              <w:right w:type="dxa" w:w="170"/>
+            </w:tcMar>
+            <w:vAlign w:val="center"/>
+          </w:tcPr>
+          <w:p>
+            <w:pPr>
+              <w:jc w:val="left"/>
+            </w:pPr>
+            <w:r>
+              <w:rPr>
+                <w:rFonts w:ascii="NanumGothic" w:cs="NanumGothic" w:eastAsia="NanumGothic" w:hAnsi="NanumGothic"/>
+                <w:sz w:val="20"/>
+                <w:szCs w:val="20"/>
+              </w:rPr>
+              <w:t xml:space="preserve"/>
+            </w:r>
+          </w:p>
+        </w:tc>
+        <w:tc>
+          <w:tcPr>
+            <w:tcW w:type="dxa" w:w="1360"/>
+            <w:tcBorders>
+              <w:top w:val="single" w:color="000000" w:sz="4"/>
+              <w:left w:val="single" w:color="000000" w:sz="4"/>
+              <w:bottom w:val="single" w:color="000000" w:sz="4"/>
+              <w:right w:val="single" w:color="000000" w:sz="4"/>
+            </w:tcBorders>
+            <w:shd w:fill="ffffff" w:color="auto" w:val="clear"/>
+            <w:tcMar>
+              <w:top w:type="dxa" w:w="170"/>
+              <w:left w:type="dxa" w:w="170"/>
+              <w:bottom w:type="dxa" w:w="170"/>
+              <w:right w:type="dxa" w:w="170"/>
+            </w:tcMar>
+            <w:vAlign w:val="center"/>
+          </w:tcPr>
+          <w:p>
+            <w:pPr>
+              <w:jc w:val="left"/>
+            </w:pPr>
+            <w:r>
+              <w:rPr>
+                <w:rFonts w:ascii="NanumGothic" w:cs="NanumGothic" w:eastAsia="NanumGothic" w:hAnsi="NanumGothic"/>
+                <w:sz w:val="20"/>
+                <w:szCs w:val="20"/>
+              </w:rPr>
+              <w:t xml:space="preserve"/>
+            </w:r>
+          </w:p>
+        </w:tc>
+        <w:tc>
+          <w:tcPr>
+            <w:tcW w:type="dxa" w:w="1814"/>
             <w:tcBorders>
               <w:top w:val="single" w:color="000000" w:sz="4"/>
               <w:left w:val="single" w:color="000000" w:sz="4"/>
@@ -2138,71 +2202,7 @@
         </w:tc>
         <w:tc>
           <w:tcPr>
-            <w:tcW w:type="dxa" w:w="2381"/>
-            <w:tcBorders>
-              <w:top w:val="single" w:color="000000" w:sz="4"/>
-              <w:left w:val="single" w:color="000000" w:sz="4"/>
-              <w:bottom w:val="single" w:color="000000" w:sz="4"/>
-              <w:right w:val="single" w:color="000000" w:sz="4"/>
-            </w:tcBorders>
-            <w:shd w:fill="ffffff" w:color="auto" w:val="clear"/>
-            <w:tcMar>
-              <w:top w:type="dxa" w:w="170"/>
-              <w:left w:type="dxa" w:w="170"/>
-              <w:bottom w:type="dxa" w:w="170"/>
-              <w:right w:type="dxa" w:w="170"/>
-            </w:tcMar>
-            <w:vAlign w:val="center"/>
-          </w:tcPr>
-          <w:p>
-            <w:pPr>
-              <w:jc w:val="left"/>
-            </w:pPr>
-            <w:r>
-              <w:rPr>
-                <w:rFonts w:ascii="NanumGothic" w:cs="NanumGothic" w:eastAsia="NanumGothic" w:hAnsi="NanumGothic"/>
-                <w:sz w:val="20"/>
-                <w:szCs w:val="20"/>
-              </w:rPr>
-              <w:t xml:space="preserve"/>
-            </w:r>
-          </w:p>
-        </w:tc>
-        <w:tc>
-          <w:tcPr>
             <w:tcW w:type="dxa" w:w="1247"/>
-            <w:tcBorders>
-              <w:top w:val="single" w:color="000000" w:sz="4"/>
-              <w:left w:val="single" w:color="000000" w:sz="4"/>
-              <w:bottom w:val="single" w:color="000000" w:sz="4"/>
-              <w:right w:val="single" w:color="000000" w:sz="4"/>
-            </w:tcBorders>
-            <w:shd w:fill="ffffff" w:color="auto" w:val="clear"/>
-            <w:tcMar>
-              <w:top w:type="dxa" w:w="170"/>
-              <w:left w:type="dxa" w:w="170"/>
-              <w:bottom w:type="dxa" w:w="170"/>
-              <w:right w:type="dxa" w:w="170"/>
-            </w:tcMar>
-            <w:vAlign w:val="center"/>
-          </w:tcPr>
-          <w:p>
-            <w:pPr>
-              <w:jc w:val="left"/>
-            </w:pPr>
-            <w:r>
-              <w:rPr>
-                <w:rFonts w:ascii="NanumGothic" w:cs="NanumGothic" w:eastAsia="NanumGothic" w:hAnsi="NanumGothic"/>
-                <w:sz w:val="20"/>
-                <w:szCs w:val="20"/>
-              </w:rPr>
-              <w:t xml:space="preserve"/>
-            </w:r>
-          </w:p>
-        </w:tc>
-        <w:tc>
-          <w:tcPr>
-            <w:tcW w:type="dxa" w:w="907"/>
             <w:tcBorders>
               <w:top w:val="single" w:color="000000" w:sz="4"/>
               <w:left w:val="single" w:color="000000" w:sz="4"/>
@@ -2271,7 +2271,7 @@
         </w:tc>
         <w:tc>
           <w:tcPr>
-            <w:tcW w:type="dxa" w:w="3061"/>
+            <w:tcW w:type="dxa" w:w="3174"/>
             <w:tcBorders>
               <w:top w:val="single" w:color="000000" w:sz="4"/>
               <w:left w:val="single" w:color="000000" w:sz="4"/>
@@ -2303,6 +2303,70 @@
         </w:tc>
         <w:tc>
           <w:tcPr>
+            <w:tcW w:type="dxa" w:w="1360"/>
+            <w:tcBorders>
+              <w:top w:val="single" w:color="000000" w:sz="4"/>
+              <w:left w:val="single" w:color="000000" w:sz="4"/>
+              <w:bottom w:val="single" w:color="000000" w:sz="4"/>
+              <w:right w:val="single" w:color="000000" w:sz="4"/>
+            </w:tcBorders>
+            <w:shd w:fill="F5F5F5" w:color="auto" w:val="clear"/>
+            <w:tcMar>
+              <w:top w:type="dxa" w:w="170"/>
+              <w:left w:type="dxa" w:w="170"/>
+              <w:bottom w:type="dxa" w:w="170"/>
+              <w:right w:type="dxa" w:w="170"/>
+            </w:tcMar>
+            <w:vAlign w:val="center"/>
+          </w:tcPr>
+          <w:p>
+            <w:pPr>
+              <w:jc w:val="left"/>
+            </w:pPr>
+            <w:r>
+              <w:rPr>
+                <w:rFonts w:ascii="NanumGothic" w:cs="NanumGothic" w:eastAsia="NanumGothic" w:hAnsi="NanumGothic"/>
+                <w:sz w:val="20"/>
+                <w:szCs w:val="20"/>
+              </w:rPr>
+              <w:t xml:space="preserve"/>
+            </w:r>
+          </w:p>
+        </w:tc>
+        <w:tc>
+          <w:tcPr>
+            <w:tcW w:type="dxa" w:w="1814"/>
+            <w:tcBorders>
+              <w:top w:val="single" w:color="000000" w:sz="4"/>
+              <w:left w:val="single" w:color="000000" w:sz="4"/>
+              <w:bottom w:val="single" w:color="000000" w:sz="4"/>
+              <w:right w:val="single" w:color="000000" w:sz="4"/>
+            </w:tcBorders>
+            <w:shd w:fill="F5F5F5" w:color="auto" w:val="clear"/>
+            <w:tcMar>
+              <w:top w:type="dxa" w:w="170"/>
+              <w:left w:type="dxa" w:w="170"/>
+              <w:bottom w:type="dxa" w:w="170"/>
+              <w:right w:type="dxa" w:w="170"/>
+            </w:tcMar>
+            <w:vAlign w:val="center"/>
+          </w:tcPr>
+          <w:p>
+            <w:pPr>
+              <w:jc w:val="left"/>
+            </w:pPr>
+            <w:r>
+              <w:rPr>
+                <w:rFonts w:ascii="NanumGothic" w:cs="NanumGothic" w:eastAsia="NanumGothic" w:hAnsi="NanumGothic"/>
+                <w:sz w:val="20"/>
+                <w:szCs w:val="20"/>
+              </w:rPr>
+              <w:t xml:space="preserve"/>
+            </w:r>
+          </w:p>
+        </w:tc>
+        <w:tc>
+          <w:tcPr>
             <w:tcW w:type="dxa" w:w="1474"/>
             <w:tcBorders>
               <w:top w:val="single" w:color="000000" w:sz="4"/>
@@ -2335,71 +2399,7 @@
         </w:tc>
         <w:tc>
           <w:tcPr>
-            <w:tcW w:type="dxa" w:w="2381"/>
-            <w:tcBorders>
-              <w:top w:val="single" w:color="000000" w:sz="4"/>
-              <w:left w:val="single" w:color="000000" w:sz="4"/>
-              <w:bottom w:val="single" w:color="000000" w:sz="4"/>
-              <w:right w:val="single" w:color="000000" w:sz="4"/>
-            </w:tcBorders>
-            <w:shd w:fill="F5F5F5" w:color="auto" w:val="clear"/>
-            <w:tcMar>
-              <w:top w:type="dxa" w:w="170"/>
-              <w:left w:type="dxa" w:w="170"/>
-              <w:bottom w:type="dxa" w:w="170"/>
-              <w:right w:type="dxa" w:w="170"/>
-            </w:tcMar>
-            <w:vAlign w:val="center"/>
-          </w:tcPr>
-          <w:p>
-            <w:pPr>
-              <w:jc w:val="left"/>
-            </w:pPr>
-            <w:r>
-              <w:rPr>
-                <w:rFonts w:ascii="NanumGothic" w:cs="NanumGothic" w:eastAsia="NanumGothic" w:hAnsi="NanumGothic"/>
-                <w:sz w:val="20"/>
-                <w:szCs w:val="20"/>
-              </w:rPr>
-              <w:t xml:space="preserve"/>
-            </w:r>
-          </w:p>
-        </w:tc>
-        <w:tc>
-          <w:tcPr>
             <w:tcW w:type="dxa" w:w="1247"/>
-            <w:tcBorders>
-              <w:top w:val="single" w:color="000000" w:sz="4"/>
-              <w:left w:val="single" w:color="000000" w:sz="4"/>
-              <w:bottom w:val="single" w:color="000000" w:sz="4"/>
-              <w:right w:val="single" w:color="000000" w:sz="4"/>
-            </w:tcBorders>
-            <w:shd w:fill="F5F5F5" w:color="auto" w:val="clear"/>
-            <w:tcMar>
-              <w:top w:type="dxa" w:w="170"/>
-              <w:left w:type="dxa" w:w="170"/>
-              <w:bottom w:type="dxa" w:w="170"/>
-              <w:right w:type="dxa" w:w="170"/>
-            </w:tcMar>
-            <w:vAlign w:val="center"/>
-          </w:tcPr>
-          <w:p>
-            <w:pPr>
-              <w:jc w:val="left"/>
-            </w:pPr>
-            <w:r>
-              <w:rPr>
-                <w:rFonts w:ascii="NanumGothic" w:cs="NanumGothic" w:eastAsia="NanumGothic" w:hAnsi="NanumGothic"/>
-                <w:sz w:val="20"/>
-                <w:szCs w:val="20"/>
-              </w:rPr>
-              <w:t xml:space="preserve"/>
-            </w:r>
-          </w:p>
-        </w:tc>
-        <w:tc>
-          <w:tcPr>
-            <w:tcW w:type="dxa" w:w="907"/>
             <w:tcBorders>
               <w:top w:val="single" w:color="000000" w:sz="4"/>
               <w:left w:val="single" w:color="000000" w:sz="4"/>
@@ -2468,7 +2468,71 @@
         </w:tc>
         <w:tc>
           <w:tcPr>
-            <w:tcW w:type="dxa" w:w="3061"/>
+            <w:tcW w:type="dxa" w:w="3174"/>
+            <w:tcBorders>
+              <w:top w:val="single" w:color="000000" w:sz="4"/>
+              <w:left w:val="single" w:color="000000" w:sz="4"/>
+              <w:bottom w:val="single" w:color="000000" w:sz="4"/>
+              <w:right w:val="single" w:color="000000" w:sz="4"/>
+            </w:tcBorders>
+            <w:shd w:fill="ffffff" w:color="auto" w:val="clear"/>
+            <w:tcMar>
+              <w:top w:type="dxa" w:w="170"/>
+              <w:left w:type="dxa" w:w="170"/>
+              <w:bottom w:type="dxa" w:w="170"/>
+              <w:right w:type="dxa" w:w="170"/>
+            </w:tcMar>
+            <w:vAlign w:val="center"/>
+          </w:tcPr>
+          <w:p>
+            <w:pPr>
+              <w:jc w:val="left"/>
+            </w:pPr>
+            <w:r>
+              <w:rPr>
+                <w:rFonts w:ascii="NanumGothic" w:cs="NanumGothic" w:eastAsia="NanumGothic" w:hAnsi="NanumGothic"/>
+                <w:sz w:val="20"/>
+                <w:szCs w:val="20"/>
+              </w:rPr>
+              <w:t xml:space="preserve"/>
+            </w:r>
+          </w:p>
+        </w:tc>
+        <w:tc>
+          <w:tcPr>
+            <w:tcW w:type="dxa" w:w="1360"/>
+            <w:tcBorders>
+              <w:top w:val="single" w:color="000000" w:sz="4"/>
+              <w:left w:val="single" w:color="000000" w:sz="4"/>
+              <w:bottom w:val="single" w:color="000000" w:sz="4"/>
+              <w:right w:val="single" w:color="000000" w:sz="4"/>
+            </w:tcBorders>
+            <w:shd w:fill="ffffff" w:color="auto" w:val="clear"/>
+            <w:tcMar>
+              <w:top w:type="dxa" w:w="170"/>
+              <w:left w:type="dxa" w:w="170"/>
+              <w:bottom w:type="dxa" w:w="170"/>
+              <w:right w:type="dxa" w:w="170"/>
+            </w:tcMar>
+            <w:vAlign w:val="center"/>
+          </w:tcPr>
+          <w:p>
+            <w:pPr>
+              <w:jc w:val="left"/>
+            </w:pPr>
+            <w:r>
+              <w:rPr>
+                <w:rFonts w:ascii="NanumGothic" w:cs="NanumGothic" w:eastAsia="NanumGothic" w:hAnsi="NanumGothic"/>
+                <w:sz w:val="20"/>
+                <w:szCs w:val="20"/>
+              </w:rPr>
+              <w:t xml:space="preserve"/>
+            </w:r>
+          </w:p>
+        </w:tc>
+        <w:tc>
+          <w:tcPr>
+            <w:tcW w:type="dxa" w:w="1814"/>
             <w:tcBorders>
               <w:top w:val="single" w:color="000000" w:sz="4"/>
               <w:left w:val="single" w:color="000000" w:sz="4"/>
@@ -2532,71 +2596,7 @@
         </w:tc>
         <w:tc>
           <w:tcPr>
-            <w:tcW w:type="dxa" w:w="2381"/>
-            <w:tcBorders>
-              <w:top w:val="single" w:color="000000" w:sz="4"/>
-              <w:left w:val="single" w:color="000000" w:sz="4"/>
-              <w:bottom w:val="single" w:color="000000" w:sz="4"/>
-              <w:right w:val="single" w:color="000000" w:sz="4"/>
-            </w:tcBorders>
-            <w:shd w:fill="ffffff" w:color="auto" w:val="clear"/>
-            <w:tcMar>
-              <w:top w:type="dxa" w:w="170"/>
-              <w:left w:type="dxa" w:w="170"/>
-              <w:bottom w:type="dxa" w:w="170"/>
-              <w:right w:type="dxa" w:w="170"/>
-            </w:tcMar>
-            <w:vAlign w:val="center"/>
-          </w:tcPr>
-          <w:p>
-            <w:pPr>
-              <w:jc w:val="left"/>
-            </w:pPr>
-            <w:r>
-              <w:rPr>
-                <w:rFonts w:ascii="NanumGothic" w:cs="NanumGothic" w:eastAsia="NanumGothic" w:hAnsi="NanumGothic"/>
-                <w:sz w:val="20"/>
-                <w:szCs w:val="20"/>
-              </w:rPr>
-              <w:t xml:space="preserve"/>
-            </w:r>
-          </w:p>
-        </w:tc>
-        <w:tc>
-          <w:tcPr>
             <w:tcW w:type="dxa" w:w="1247"/>
-            <w:tcBorders>
-              <w:top w:val="single" w:color="000000" w:sz="4"/>
-              <w:left w:val="single" w:color="000000" w:sz="4"/>
-              <w:bottom w:val="single" w:color="000000" w:sz="4"/>
-              <w:right w:val="single" w:color="000000" w:sz="4"/>
-            </w:tcBorders>
-            <w:shd w:fill="ffffff" w:color="auto" w:val="clear"/>
-            <w:tcMar>
-              <w:top w:type="dxa" w:w="170"/>
-              <w:left w:type="dxa" w:w="170"/>
-              <w:bottom w:type="dxa" w:w="170"/>
-              <w:right w:type="dxa" w:w="170"/>
-            </w:tcMar>
-            <w:vAlign w:val="center"/>
-          </w:tcPr>
-          <w:p>
-            <w:pPr>
-              <w:jc w:val="left"/>
-            </w:pPr>
-            <w:r>
-              <w:rPr>
-                <w:rFonts w:ascii="NanumGothic" w:cs="NanumGothic" w:eastAsia="NanumGothic" w:hAnsi="NanumGothic"/>
-                <w:sz w:val="20"/>
-                <w:szCs w:val="20"/>
-              </w:rPr>
-              <w:t xml:space="preserve"/>
-            </w:r>
-          </w:p>
-        </w:tc>
-        <w:tc>
-          <w:tcPr>
-            <w:tcW w:type="dxa" w:w="907"/>
             <w:tcBorders>
               <w:top w:val="single" w:color="000000" w:sz="4"/>
               <w:left w:val="single" w:color="000000" w:sz="4"/>
@@ -2665,7 +2665,7 @@
         </w:tc>
         <w:tc>
           <w:tcPr>
-            <w:tcW w:type="dxa" w:w="3061"/>
+            <w:tcW w:type="dxa" w:w="3174"/>
             <w:tcBorders>
               <w:top w:val="single" w:color="000000" w:sz="4"/>
               <w:left w:val="single" w:color="000000" w:sz="4"/>
@@ -2697,6 +2697,70 @@
         </w:tc>
         <w:tc>
           <w:tcPr>
+            <w:tcW w:type="dxa" w:w="1360"/>
+            <w:tcBorders>
+              <w:top w:val="single" w:color="000000" w:sz="4"/>
+              <w:left w:val="single" w:color="000000" w:sz="4"/>
+              <w:bottom w:val="single" w:color="000000" w:sz="4"/>
+              <w:right w:val="single" w:color="000000" w:sz="4"/>
+            </w:tcBorders>
+            <w:shd w:fill="F5F5F5" w:color="auto" w:val="clear"/>
+            <w:tcMar>
+              <w:top w:type="dxa" w:w="170"/>
+              <w:left w:type="dxa" w:w="170"/>
+              <w:bottom w:type="dxa" w:w="170"/>
+              <w:right w:type="dxa" w:w="170"/>
+            </w:tcMar>
+            <w:vAlign w:val="center"/>
+          </w:tcPr>
+          <w:p>
+            <w:pPr>
+              <w:jc w:val="left"/>
+            </w:pPr>
+            <w:r>
+              <w:rPr>
+                <w:rFonts w:ascii="NanumGothic" w:cs="NanumGothic" w:eastAsia="NanumGothic" w:hAnsi="NanumGothic"/>
+                <w:sz w:val="20"/>
+                <w:szCs w:val="20"/>
+              </w:rPr>
+              <w:t xml:space="preserve"/>
+            </w:r>
+          </w:p>
+        </w:tc>
+        <w:tc>
+          <w:tcPr>
+            <w:tcW w:type="dxa" w:w="1814"/>
+            <w:tcBorders>
+              <w:top w:val="single" w:color="000000" w:sz="4"/>
+              <w:left w:val="single" w:color="000000" w:sz="4"/>
+              <w:bottom w:val="single" w:color="000000" w:sz="4"/>
+              <w:right w:val="single" w:color="000000" w:sz="4"/>
+            </w:tcBorders>
+            <w:shd w:fill="F5F5F5" w:color="auto" w:val="clear"/>
+            <w:tcMar>
+              <w:top w:type="dxa" w:w="170"/>
+              <w:left w:type="dxa" w:w="170"/>
+              <w:bottom w:type="dxa" w:w="170"/>
+              <w:right w:type="dxa" w:w="170"/>
+            </w:tcMar>
+            <w:vAlign w:val="center"/>
+          </w:tcPr>
+          <w:p>
+            <w:pPr>
+              <w:jc w:val="left"/>
+            </w:pPr>
+            <w:r>
+              <w:rPr>
+                <w:rFonts w:ascii="NanumGothic" w:cs="NanumGothic" w:eastAsia="NanumGothic" w:hAnsi="NanumGothic"/>
+                <w:sz w:val="20"/>
+                <w:szCs w:val="20"/>
+              </w:rPr>
+              <w:t xml:space="preserve"/>
+            </w:r>
+          </w:p>
+        </w:tc>
+        <w:tc>
+          <w:tcPr>
             <w:tcW w:type="dxa" w:w="1474"/>
             <w:tcBorders>
               <w:top w:val="single" w:color="000000" w:sz="4"/>
@@ -2729,71 +2793,7 @@
         </w:tc>
         <w:tc>
           <w:tcPr>
-            <w:tcW w:type="dxa" w:w="2381"/>
-            <w:tcBorders>
-              <w:top w:val="single" w:color="000000" w:sz="4"/>
-              <w:left w:val="single" w:color="000000" w:sz="4"/>
-              <w:bottom w:val="single" w:color="000000" w:sz="4"/>
-              <w:right w:val="single" w:color="000000" w:sz="4"/>
-            </w:tcBorders>
-            <w:shd w:fill="F5F5F5" w:color="auto" w:val="clear"/>
-            <w:tcMar>
-              <w:top w:type="dxa" w:w="170"/>
-              <w:left w:type="dxa" w:w="170"/>
-              <w:bottom w:type="dxa" w:w="170"/>
-              <w:right w:type="dxa" w:w="170"/>
-            </w:tcMar>
-            <w:vAlign w:val="center"/>
-          </w:tcPr>
-          <w:p>
-            <w:pPr>
-              <w:jc w:val="left"/>
-            </w:pPr>
-            <w:r>
-              <w:rPr>
-                <w:rFonts w:ascii="NanumGothic" w:cs="NanumGothic" w:eastAsia="NanumGothic" w:hAnsi="NanumGothic"/>
-                <w:sz w:val="20"/>
-                <w:szCs w:val="20"/>
-              </w:rPr>
-              <w:t xml:space="preserve"/>
-            </w:r>
-          </w:p>
-        </w:tc>
-        <w:tc>
-          <w:tcPr>
             <w:tcW w:type="dxa" w:w="1247"/>
-            <w:tcBorders>
-              <w:top w:val="single" w:color="000000" w:sz="4"/>
-              <w:left w:val="single" w:color="000000" w:sz="4"/>
-              <w:bottom w:val="single" w:color="000000" w:sz="4"/>
-              <w:right w:val="single" w:color="000000" w:sz="4"/>
-            </w:tcBorders>
-            <w:shd w:fill="F5F5F5" w:color="auto" w:val="clear"/>
-            <w:tcMar>
-              <w:top w:type="dxa" w:w="170"/>
-              <w:left w:type="dxa" w:w="170"/>
-              <w:bottom w:type="dxa" w:w="170"/>
-              <w:right w:type="dxa" w:w="170"/>
-            </w:tcMar>
-            <w:vAlign w:val="center"/>
-          </w:tcPr>
-          <w:p>
-            <w:pPr>
-              <w:jc w:val="left"/>
-            </w:pPr>
-            <w:r>
-              <w:rPr>
-                <w:rFonts w:ascii="NanumGothic" w:cs="NanumGothic" w:eastAsia="NanumGothic" w:hAnsi="NanumGothic"/>
-                <w:sz w:val="20"/>
-                <w:szCs w:val="20"/>
-              </w:rPr>
-              <w:t xml:space="preserve"/>
-            </w:r>
-          </w:p>
-        </w:tc>
-        <w:tc>
-          <w:tcPr>
-            <w:tcW w:type="dxa" w:w="907"/>
             <w:tcBorders>
               <w:top w:val="single" w:color="000000" w:sz="4"/>
               <w:left w:val="single" w:color="000000" w:sz="4"/>
@@ -2862,7 +2862,71 @@
         </w:tc>
         <w:tc>
           <w:tcPr>
-            <w:tcW w:type="dxa" w:w="3061"/>
+            <w:tcW w:type="dxa" w:w="3174"/>
+            <w:tcBorders>
+              <w:top w:val="single" w:color="000000" w:sz="4"/>
+              <w:left w:val="single" w:color="000000" w:sz="4"/>
+              <w:bottom w:val="single" w:color="000000" w:sz="4"/>
+              <w:right w:val="single" w:color="000000" w:sz="4"/>
+            </w:tcBorders>
+            <w:shd w:fill="ffffff" w:color="auto" w:val="clear"/>
+            <w:tcMar>
+              <w:top w:type="dxa" w:w="170"/>
+              <w:left w:type="dxa" w:w="170"/>
+              <w:bottom w:type="dxa" w:w="170"/>
+              <w:right w:type="dxa" w:w="170"/>
+            </w:tcMar>
+            <w:vAlign w:val="center"/>
+          </w:tcPr>
+          <w:p>
+            <w:pPr>
+              <w:jc w:val="left"/>
+            </w:pPr>
+            <w:r>
+              <w:rPr>
+                <w:rFonts w:ascii="NanumGothic" w:cs="NanumGothic" w:eastAsia="NanumGothic" w:hAnsi="NanumGothic"/>
+                <w:sz w:val="20"/>
+                <w:szCs w:val="20"/>
+              </w:rPr>
+              <w:t xml:space="preserve"/>
+            </w:r>
+          </w:p>
+        </w:tc>
+        <w:tc>
+          <w:tcPr>
+            <w:tcW w:type="dxa" w:w="1360"/>
+            <w:tcBorders>
+              <w:top w:val="single" w:color="000000" w:sz="4"/>
+              <w:left w:val="single" w:color="000000" w:sz="4"/>
+              <w:bottom w:val="single" w:color="000000" w:sz="4"/>
+              <w:right w:val="single" w:color="000000" w:sz="4"/>
+            </w:tcBorders>
+            <w:shd w:fill="ffffff" w:color="auto" w:val="clear"/>
+            <w:tcMar>
+              <w:top w:type="dxa" w:w="170"/>
+              <w:left w:type="dxa" w:w="170"/>
+              <w:bottom w:type="dxa" w:w="170"/>
+              <w:right w:type="dxa" w:w="170"/>
+            </w:tcMar>
+            <w:vAlign w:val="center"/>
+          </w:tcPr>
+          <w:p>
+            <w:pPr>
+              <w:jc w:val="left"/>
+            </w:pPr>
+            <w:r>
+              <w:rPr>
+                <w:rFonts w:ascii="NanumGothic" w:cs="NanumGothic" w:eastAsia="NanumGothic" w:hAnsi="NanumGothic"/>
+                <w:sz w:val="20"/>
+                <w:szCs w:val="20"/>
+              </w:rPr>
+              <w:t xml:space="preserve"/>
+            </w:r>
+          </w:p>
+        </w:tc>
+        <w:tc>
+          <w:tcPr>
+            <w:tcW w:type="dxa" w:w="1814"/>
             <w:tcBorders>
               <w:top w:val="single" w:color="000000" w:sz="4"/>
               <w:left w:val="single" w:color="000000" w:sz="4"/>
@@ -2926,71 +2990,7 @@
         </w:tc>
         <w:tc>
           <w:tcPr>
-            <w:tcW w:type="dxa" w:w="2381"/>
-            <w:tcBorders>
-              <w:top w:val="single" w:color="000000" w:sz="4"/>
-              <w:left w:val="single" w:color="000000" w:sz="4"/>
-              <w:bottom w:val="single" w:color="000000" w:sz="4"/>
-              <w:right w:val="single" w:color="000000" w:sz="4"/>
-            </w:tcBorders>
-            <w:shd w:fill="ffffff" w:color="auto" w:val="clear"/>
-            <w:tcMar>
-              <w:top w:type="dxa" w:w="170"/>
-              <w:left w:type="dxa" w:w="170"/>
-              <w:bottom w:type="dxa" w:w="170"/>
-              <w:right w:type="dxa" w:w="170"/>
-            </w:tcMar>
-            <w:vAlign w:val="center"/>
-          </w:tcPr>
-          <w:p>
-            <w:pPr>
-              <w:jc w:val="left"/>
-            </w:pPr>
-            <w:r>
-              <w:rPr>
-                <w:rFonts w:ascii="NanumGothic" w:cs="NanumGothic" w:eastAsia="NanumGothic" w:hAnsi="NanumGothic"/>
-                <w:sz w:val="20"/>
-                <w:szCs w:val="20"/>
-              </w:rPr>
-              <w:t xml:space="preserve"/>
-            </w:r>
-          </w:p>
-        </w:tc>
-        <w:tc>
-          <w:tcPr>
             <w:tcW w:type="dxa" w:w="1247"/>
-            <w:tcBorders>
-              <w:top w:val="single" w:color="000000" w:sz="4"/>
-              <w:left w:val="single" w:color="000000" w:sz="4"/>
-              <w:bottom w:val="single" w:color="000000" w:sz="4"/>
-              <w:right w:val="single" w:color="000000" w:sz="4"/>
-            </w:tcBorders>
-            <w:shd w:fill="ffffff" w:color="auto" w:val="clear"/>
-            <w:tcMar>
-              <w:top w:type="dxa" w:w="170"/>
-              <w:left w:type="dxa" w:w="170"/>
-              <w:bottom w:type="dxa" w:w="170"/>
-              <w:right w:type="dxa" w:w="170"/>
-            </w:tcMar>
-            <w:vAlign w:val="center"/>
-          </w:tcPr>
-          <w:p>
-            <w:pPr>
-              <w:jc w:val="left"/>
-            </w:pPr>
-            <w:r>
-              <w:rPr>
-                <w:rFonts w:ascii="NanumGothic" w:cs="NanumGothic" w:eastAsia="NanumGothic" w:hAnsi="NanumGothic"/>
-                <w:sz w:val="20"/>
-                <w:szCs w:val="20"/>
-              </w:rPr>
-              <w:t xml:space="preserve"/>
-            </w:r>
-          </w:p>
-        </w:tc>
-        <w:tc>
-          <w:tcPr>
-            <w:tcW w:type="dxa" w:w="907"/>
             <w:tcBorders>
               <w:top w:val="single" w:color="000000" w:sz="4"/>
               <w:left w:val="single" w:color="000000" w:sz="4"/>
@@ -3059,7 +3059,7 @@
         </w:tc>
         <w:tc>
           <w:tcPr>
-            <w:tcW w:type="dxa" w:w="3061"/>
+            <w:tcW w:type="dxa" w:w="3174"/>
             <w:tcBorders>
               <w:top w:val="single" w:color="000000" w:sz="4"/>
               <w:left w:val="single" w:color="000000" w:sz="4"/>
@@ -3091,6 +3091,70 @@
         </w:tc>
         <w:tc>
           <w:tcPr>
+            <w:tcW w:type="dxa" w:w="1360"/>
+            <w:tcBorders>
+              <w:top w:val="single" w:color="000000" w:sz="4"/>
+              <w:left w:val="single" w:color="000000" w:sz="4"/>
+              <w:bottom w:val="single" w:color="000000" w:sz="4"/>
+              <w:right w:val="single" w:color="000000" w:sz="4"/>
+            </w:tcBorders>
+            <w:shd w:fill="F5F5F5" w:color="auto" w:val="clear"/>
+            <w:tcMar>
+              <w:top w:type="dxa" w:w="170"/>
+              <w:left w:type="dxa" w:w="170"/>
+              <w:bottom w:type="dxa" w:w="170"/>
+              <w:right w:type="dxa" w:w="170"/>
+            </w:tcMar>
+            <w:vAlign w:val="center"/>
+          </w:tcPr>
+          <w:p>
+            <w:pPr>
+              <w:jc w:val="left"/>
+            </w:pPr>
+            <w:r>
+              <w:rPr>
+                <w:rFonts w:ascii="NanumGothic" w:cs="NanumGothic" w:eastAsia="NanumGothic" w:hAnsi="NanumGothic"/>
+                <w:sz w:val="20"/>
+                <w:szCs w:val="20"/>
+              </w:rPr>
+              <w:t xml:space="preserve"/>
+            </w:r>
+          </w:p>
+        </w:tc>
+        <w:tc>
+          <w:tcPr>
+            <w:tcW w:type="dxa" w:w="1814"/>
+            <w:tcBorders>
+              <w:top w:val="single" w:color="000000" w:sz="4"/>
+              <w:left w:val="single" w:color="000000" w:sz="4"/>
+              <w:bottom w:val="single" w:color="000000" w:sz="4"/>
+              <w:right w:val="single" w:color="000000" w:sz="4"/>
+            </w:tcBorders>
+            <w:shd w:fill="F5F5F5" w:color="auto" w:val="clear"/>
+            <w:tcMar>
+              <w:top w:type="dxa" w:w="170"/>
+              <w:left w:type="dxa" w:w="170"/>
+              <w:bottom w:type="dxa" w:w="170"/>
+              <w:right w:type="dxa" w:w="170"/>
+            </w:tcMar>
+            <w:vAlign w:val="center"/>
+          </w:tcPr>
+          <w:p>
+            <w:pPr>
+              <w:jc w:val="left"/>
+            </w:pPr>
+            <w:r>
+              <w:rPr>
+                <w:rFonts w:ascii="NanumGothic" w:cs="NanumGothic" w:eastAsia="NanumGothic" w:hAnsi="NanumGothic"/>
+                <w:sz w:val="20"/>
+                <w:szCs w:val="20"/>
+              </w:rPr>
+              <w:t xml:space="preserve"/>
+            </w:r>
+          </w:p>
+        </w:tc>
+        <w:tc>
+          <w:tcPr>
             <w:tcW w:type="dxa" w:w="1474"/>
             <w:tcBorders>
               <w:top w:val="single" w:color="000000" w:sz="4"/>
@@ -3123,71 +3187,7 @@
         </w:tc>
         <w:tc>
           <w:tcPr>
-            <w:tcW w:type="dxa" w:w="2381"/>
-            <w:tcBorders>
-              <w:top w:val="single" w:color="000000" w:sz="4"/>
-              <w:left w:val="single" w:color="000000" w:sz="4"/>
-              <w:bottom w:val="single" w:color="000000" w:sz="4"/>
-              <w:right w:val="single" w:color="000000" w:sz="4"/>
-            </w:tcBorders>
-            <w:shd w:fill="F5F5F5" w:color="auto" w:val="clear"/>
-            <w:tcMar>
-              <w:top w:type="dxa" w:w="170"/>
-              <w:left w:type="dxa" w:w="170"/>
-              <w:bottom w:type="dxa" w:w="170"/>
-              <w:right w:type="dxa" w:w="170"/>
-            </w:tcMar>
-            <w:vAlign w:val="center"/>
-          </w:tcPr>
-          <w:p>
-            <w:pPr>
-              <w:jc w:val="left"/>
-            </w:pPr>
-            <w:r>
-              <w:rPr>
-                <w:rFonts w:ascii="NanumGothic" w:cs="NanumGothic" w:eastAsia="NanumGothic" w:hAnsi="NanumGothic"/>
-                <w:sz w:val="20"/>
-                <w:szCs w:val="20"/>
-              </w:rPr>
-              <w:t xml:space="preserve"/>
-            </w:r>
-          </w:p>
-        </w:tc>
-        <w:tc>
-          <w:tcPr>
             <w:tcW w:type="dxa" w:w="1247"/>
-            <w:tcBorders>
-              <w:top w:val="single" w:color="000000" w:sz="4"/>
-              <w:left w:val="single" w:color="000000" w:sz="4"/>
-              <w:bottom w:val="single" w:color="000000" w:sz="4"/>
-              <w:right w:val="single" w:color="000000" w:sz="4"/>
-            </w:tcBorders>
-            <w:shd w:fill="F5F5F5" w:color="auto" w:val="clear"/>
-            <w:tcMar>
-              <w:top w:type="dxa" w:w="170"/>
-              <w:left w:type="dxa" w:w="170"/>
-              <w:bottom w:type="dxa" w:w="170"/>
-              <w:right w:type="dxa" w:w="170"/>
-            </w:tcMar>
-            <w:vAlign w:val="center"/>
-          </w:tcPr>
-          <w:p>
-            <w:pPr>
-              <w:jc w:val="left"/>
-            </w:pPr>
-            <w:r>
-              <w:rPr>
-                <w:rFonts w:ascii="NanumGothic" w:cs="NanumGothic" w:eastAsia="NanumGothic" w:hAnsi="NanumGothic"/>
-                <w:sz w:val="20"/>
-                <w:szCs w:val="20"/>
-              </w:rPr>
-              <w:t xml:space="preserve"/>
-            </w:r>
-          </w:p>
-        </w:tc>
-        <w:tc>
-          <w:tcPr>
-            <w:tcW w:type="dxa" w:w="907"/>
             <w:tcBorders>
               <w:top w:val="single" w:color="000000" w:sz="4"/>
               <w:left w:val="single" w:color="000000" w:sz="4"/>
@@ -3256,7 +3256,71 @@
         </w:tc>
         <w:tc>
           <w:tcPr>
-            <w:tcW w:type="dxa" w:w="3061"/>
+            <w:tcW w:type="dxa" w:w="3174"/>
+            <w:tcBorders>
+              <w:top w:val="single" w:color="000000" w:sz="4"/>
+              <w:left w:val="single" w:color="000000" w:sz="4"/>
+              <w:bottom w:val="single" w:color="000000" w:sz="4"/>
+              <w:right w:val="single" w:color="000000" w:sz="4"/>
+            </w:tcBorders>
+            <w:shd w:fill="ffffff" w:color="auto" w:val="clear"/>
+            <w:tcMar>
+              <w:top w:type="dxa" w:w="170"/>
+              <w:left w:type="dxa" w:w="170"/>
+              <w:bottom w:type="dxa" w:w="170"/>
+              <w:right w:type="dxa" w:w="170"/>
+            </w:tcMar>
+            <w:vAlign w:val="center"/>
+          </w:tcPr>
+          <w:p>
+            <w:pPr>
+              <w:jc w:val="left"/>
+            </w:pPr>
+            <w:r>
+              <w:rPr>
+                <w:rFonts w:ascii="NanumGothic" w:cs="NanumGothic" w:eastAsia="NanumGothic" w:hAnsi="NanumGothic"/>
+                <w:sz w:val="20"/>
+                <w:szCs w:val="20"/>
+              </w:rPr>
+              <w:t xml:space="preserve"/>
+            </w:r>
+          </w:p>
+        </w:tc>
+        <w:tc>
+          <w:tcPr>
+            <w:tcW w:type="dxa" w:w="1360"/>
+            <w:tcBorders>
+              <w:top w:val="single" w:color="000000" w:sz="4"/>
+              <w:left w:val="single" w:color="000000" w:sz="4"/>
+              <w:bottom w:val="single" w:color="000000" w:sz="4"/>
+              <w:right w:val="single" w:color="000000" w:sz="4"/>
+            </w:tcBorders>
+            <w:shd w:fill="ffffff" w:color="auto" w:val="clear"/>
+            <w:tcMar>
+              <w:top w:type="dxa" w:w="170"/>
+              <w:left w:type="dxa" w:w="170"/>
+              <w:bottom w:type="dxa" w:w="170"/>
+              <w:right w:type="dxa" w:w="170"/>
+            </w:tcMar>
+            <w:vAlign w:val="center"/>
+          </w:tcPr>
+          <w:p>
+            <w:pPr>
+              <w:jc w:val="left"/>
+            </w:pPr>
+            <w:r>
+              <w:rPr>
+                <w:rFonts w:ascii="NanumGothic" w:cs="NanumGothic" w:eastAsia="NanumGothic" w:hAnsi="NanumGothic"/>
+                <w:sz w:val="20"/>
+                <w:szCs w:val="20"/>
+              </w:rPr>
+              <w:t xml:space="preserve"/>
+            </w:r>
+          </w:p>
+        </w:tc>
+        <w:tc>
+          <w:tcPr>
+            <w:tcW w:type="dxa" w:w="1814"/>
             <w:tcBorders>
               <w:top w:val="single" w:color="000000" w:sz="4"/>
               <w:left w:val="single" w:color="000000" w:sz="4"/>
@@ -3320,71 +3384,7 @@
         </w:tc>
         <w:tc>
           <w:tcPr>
-            <w:tcW w:type="dxa" w:w="2381"/>
-            <w:tcBorders>
-              <w:top w:val="single" w:color="000000" w:sz="4"/>
-              <w:left w:val="single" w:color="000000" w:sz="4"/>
-              <w:bottom w:val="single" w:color="000000" w:sz="4"/>
-              <w:right w:val="single" w:color="000000" w:sz="4"/>
-            </w:tcBorders>
-            <w:shd w:fill="ffffff" w:color="auto" w:val="clear"/>
-            <w:tcMar>
-              <w:top w:type="dxa" w:w="170"/>
-              <w:left w:type="dxa" w:w="170"/>
-              <w:bottom w:type="dxa" w:w="170"/>
-              <w:right w:type="dxa" w:w="170"/>
-            </w:tcMar>
-            <w:vAlign w:val="center"/>
-          </w:tcPr>
-          <w:p>
-            <w:pPr>
-              <w:jc w:val="left"/>
-            </w:pPr>
-            <w:r>
-              <w:rPr>
-                <w:rFonts w:ascii="NanumGothic" w:cs="NanumGothic" w:eastAsia="NanumGothic" w:hAnsi="NanumGothic"/>
-                <w:sz w:val="20"/>
-                <w:szCs w:val="20"/>
-              </w:rPr>
-              <w:t xml:space="preserve"/>
-            </w:r>
-          </w:p>
-        </w:tc>
-        <w:tc>
-          <w:tcPr>
             <w:tcW w:type="dxa" w:w="1247"/>
-            <w:tcBorders>
-              <w:top w:val="single" w:color="000000" w:sz="4"/>
-              <w:left w:val="single" w:color="000000" w:sz="4"/>
-              <w:bottom w:val="single" w:color="000000" w:sz="4"/>
-              <w:right w:val="single" w:color="000000" w:sz="4"/>
-            </w:tcBorders>
-            <w:shd w:fill="ffffff" w:color="auto" w:val="clear"/>
-            <w:tcMar>
-              <w:top w:type="dxa" w:w="170"/>
-              <w:left w:type="dxa" w:w="170"/>
-              <w:bottom w:type="dxa" w:w="170"/>
-              <w:right w:type="dxa" w:w="170"/>
-            </w:tcMar>
-            <w:vAlign w:val="center"/>
-          </w:tcPr>
-          <w:p>
-            <w:pPr>
-              <w:jc w:val="left"/>
-            </w:pPr>
-            <w:r>
-              <w:rPr>
-                <w:rFonts w:ascii="NanumGothic" w:cs="NanumGothic" w:eastAsia="NanumGothic" w:hAnsi="NanumGothic"/>
-                <w:sz w:val="20"/>
-                <w:szCs w:val="20"/>
-              </w:rPr>
-              <w:t xml:space="preserve"/>
-            </w:r>
-          </w:p>
-        </w:tc>
-        <w:tc>
-          <w:tcPr>
-            <w:tcW w:type="dxa" w:w="907"/>
             <w:tcBorders>
               <w:top w:val="single" w:color="000000" w:sz="4"/>
               <w:left w:val="single" w:color="000000" w:sz="4"/>
